--- a/public/CV/az/Hamid_Heidarinia.docx
+++ b/public/CV/az/Hamid_Heidarinia.docx
@@ -583,7 +583,7 @@
         <w:pStyle w:val="ListParagraph"/>
         <w:numPr>
           <w:ilvl w:val="0"/>
-          <w:numId w:val="3"/>
+          <w:numId w:val="4"/>
         </w:numPr>
         <w:bidi w:val="0"/>
         <w:spacing w:lineRule="auto" w:line="276" w:before="0" w:after="30"/>
@@ -611,7 +611,7 @@
         <w:pStyle w:val="ListParagraph"/>
         <w:numPr>
           <w:ilvl w:val="0"/>
-          <w:numId w:val="1"/>
+          <w:numId w:val="5"/>
         </w:numPr>
         <w:bidi w:val="0"/>
         <w:spacing w:lineRule="auto" w:line="276" w:before="0" w:after="30"/>
@@ -639,7 +639,7 @@
         <w:pStyle w:val="ListParagraph"/>
         <w:numPr>
           <w:ilvl w:val="0"/>
-          <w:numId w:val="1"/>
+          <w:numId w:val="6"/>
         </w:numPr>
         <w:bidi w:val="0"/>
         <w:spacing w:lineRule="auto" w:line="276" w:before="0" w:after="30"/>
@@ -667,7 +667,7 @@
         <w:pStyle w:val="ListParagraph"/>
         <w:numPr>
           <w:ilvl w:val="0"/>
-          <w:numId w:val="1"/>
+          <w:numId w:val="7"/>
         </w:numPr>
         <w:bidi w:val="0"/>
         <w:spacing w:lineRule="auto" w:line="276" w:before="0" w:after="30"/>
@@ -695,7 +695,7 @@
         <w:pStyle w:val="ListParagraph"/>
         <w:numPr>
           <w:ilvl w:val="0"/>
-          <w:numId w:val="1"/>
+          <w:numId w:val="8"/>
         </w:numPr>
         <w:bidi w:val="0"/>
         <w:spacing w:lineRule="auto" w:line="276" w:before="0" w:after="30"/>
@@ -723,7 +723,7 @@
         <w:pStyle w:val="ListParagraph"/>
         <w:numPr>
           <w:ilvl w:val="0"/>
-          <w:numId w:val="1"/>
+          <w:numId w:val="9"/>
         </w:numPr>
         <w:bidi w:val="0"/>
         <w:spacing w:lineRule="auto" w:line="276" w:before="0" w:after="30"/>
@@ -830,7 +830,7 @@
         <w:pStyle w:val="ListParagraph"/>
         <w:numPr>
           <w:ilvl w:val="0"/>
-          <w:numId w:val="1"/>
+          <w:numId w:val="10"/>
         </w:numPr>
         <w:bidi w:val="0"/>
         <w:spacing w:lineRule="auto" w:line="276" w:before="0" w:after="30"/>
@@ -858,7 +858,7 @@
         <w:pStyle w:val="ListParagraph"/>
         <w:numPr>
           <w:ilvl w:val="0"/>
-          <w:numId w:val="1"/>
+          <w:numId w:val="11"/>
         </w:numPr>
         <w:bidi w:val="0"/>
         <w:spacing w:lineRule="auto" w:line="276" w:before="0" w:after="30"/>
@@ -886,7 +886,7 @@
         <w:pStyle w:val="ListParagraph"/>
         <w:numPr>
           <w:ilvl w:val="0"/>
-          <w:numId w:val="1"/>
+          <w:numId w:val="12"/>
         </w:numPr>
         <w:bidi w:val="0"/>
         <w:spacing w:lineRule="auto" w:line="276" w:before="0" w:after="30"/>
@@ -914,7 +914,7 @@
         <w:pStyle w:val="ListParagraph"/>
         <w:numPr>
           <w:ilvl w:val="0"/>
-          <w:numId w:val="1"/>
+          <w:numId w:val="13"/>
         </w:numPr>
         <w:bidi w:val="0"/>
         <w:spacing w:lineRule="auto" w:line="276" w:before="0" w:after="30"/>
@@ -942,7 +942,7 @@
         <w:pStyle w:val="ListParagraph"/>
         <w:numPr>
           <w:ilvl w:val="0"/>
-          <w:numId w:val="1"/>
+          <w:numId w:val="14"/>
         </w:numPr>
         <w:bidi w:val="0"/>
         <w:spacing w:lineRule="auto" w:line="276" w:before="0" w:after="30"/>
@@ -970,7 +970,7 @@
         <w:pStyle w:val="ListParagraph"/>
         <w:numPr>
           <w:ilvl w:val="0"/>
-          <w:numId w:val="1"/>
+          <w:numId w:val="15"/>
         </w:numPr>
         <w:bidi w:val="0"/>
         <w:spacing w:lineRule="auto" w:line="276" w:before="0" w:after="30"/>
@@ -1077,7 +1077,7 @@
         <w:pStyle w:val="ListParagraph"/>
         <w:numPr>
           <w:ilvl w:val="0"/>
-          <w:numId w:val="1"/>
+          <w:numId w:val="16"/>
         </w:numPr>
         <w:bidi w:val="0"/>
         <w:spacing w:lineRule="auto" w:line="276" w:before="0" w:after="30"/>
@@ -1105,7 +1105,7 @@
         <w:pStyle w:val="ListParagraph"/>
         <w:numPr>
           <w:ilvl w:val="0"/>
-          <w:numId w:val="1"/>
+          <w:numId w:val="17"/>
         </w:numPr>
         <w:bidi w:val="0"/>
         <w:spacing w:lineRule="auto" w:line="276" w:before="0" w:after="30"/>
@@ -1133,7 +1133,7 @@
         <w:pStyle w:val="ListParagraph"/>
         <w:numPr>
           <w:ilvl w:val="0"/>
-          <w:numId w:val="1"/>
+          <w:numId w:val="18"/>
         </w:numPr>
         <w:bidi w:val="0"/>
         <w:spacing w:lineRule="auto" w:line="276" w:before="0" w:after="30"/>
@@ -1161,7 +1161,7 @@
         <w:pStyle w:val="ListParagraph"/>
         <w:numPr>
           <w:ilvl w:val="0"/>
-          <w:numId w:val="1"/>
+          <w:numId w:val="19"/>
         </w:numPr>
         <w:bidi w:val="0"/>
         <w:spacing w:lineRule="auto" w:line="276" w:before="0" w:after="30"/>
@@ -1189,7 +1189,7 @@
         <w:pStyle w:val="ListParagraph"/>
         <w:numPr>
           <w:ilvl w:val="0"/>
-          <w:numId w:val="1"/>
+          <w:numId w:val="20"/>
         </w:numPr>
         <w:bidi w:val="0"/>
         <w:spacing w:lineRule="auto" w:line="276" w:before="0" w:after="30"/>
@@ -1217,7 +1217,7 @@
         <w:pStyle w:val="ListParagraph"/>
         <w:numPr>
           <w:ilvl w:val="0"/>
-          <w:numId w:val="1"/>
+          <w:numId w:val="21"/>
         </w:numPr>
         <w:bidi w:val="0"/>
         <w:spacing w:lineRule="auto" w:line="276" w:before="0" w:after="30"/>
@@ -1515,34 +1515,19 @@
         <w:keepLines/>
         <w:bidi w:val="0"/>
         <w:spacing w:lineRule="auto" w:line="276" w:before="0" w:after="0"/>
-        <w:rPr>
-          <w:rFonts w:ascii="Calibri" w:hAnsi="Calibri"/>
-          <w:color w:val="1C293D"/>
-          <w:sz w:val="24"/>
-          <w:szCs w:val="24"/>
-        </w:rPr>
-      </w:pPr>
-      <w:r>
-        <w:rPr>
-          <w:rFonts w:eastAsia="Arial" w:cs="Arial" w:ascii="Calibri" w:hAnsi="Calibri"/>
-          <w:b w:val="false"/>
-          <w:i w:val="false"/>
-          <w:color w:val="1C293D"/>
-          <w:sz w:val="24"/>
-          <w:szCs w:val="24"/>
-        </w:rPr>
-        <w:t xml:space="preserve">Azərbaycan türkcəsi – Ana dili | </w:t>
-      </w:r>
-      <w:r>
-        <w:rPr>
-          <w:rFonts w:eastAsia="Arial" w:cs="Arial" w:ascii="Calibri" w:hAnsi="Calibri"/>
-          <w:b w:val="false"/>
-          <w:i w:val="false"/>
-          <w:color w:val="1C293D"/>
-          <w:sz w:val="24"/>
-          <w:szCs w:val="24"/>
-        </w:rPr>
-        <w:t>Farsca - İ</w:t>
+        <w:jc w:val="center"/>
+        <w:rPr/>
+      </w:pPr>
+      <w:r>
+        <w:rPr>
+          <w:rFonts w:eastAsia="Arial" w:cs="Arial" w:ascii="Calibri" w:hAnsi="Calibri"/>
+          <w:b w:val="false"/>
+          <w:i w:val="false"/>
+          <w:color w:val="1C293D"/>
+          <w:sz w:val="24"/>
+          <w:szCs w:val="24"/>
+        </w:rPr>
+        <w:t>Azərbaycan türkcəsi – Ana dili | Farsca - İ</w:t>
       </w:r>
       <w:r>
         <w:rPr>
@@ -1567,40 +1552,7 @@
           <w:sz w:val="24"/>
           <w:szCs w:val="24"/>
         </w:rPr>
-        <w:t xml:space="preserve"> </w:t>
-      </w:r>
-      <w:r>
-        <w:rPr>
-          <w:rFonts w:eastAsia="Arial" w:cs="Arial" w:ascii="Calibri" w:hAnsi="Calibri"/>
-          <w:b w:val="false"/>
-          <w:i w:val="false"/>
-          <w:color w:val="1C293D"/>
-          <w:sz w:val="24"/>
-          <w:szCs w:val="24"/>
-        </w:rPr>
-        <w:t>|İngliliscə</w:t>
-      </w:r>
-      <w:r>
-        <w:rPr>
-          <w:rFonts w:eastAsia="Arial" w:cs="Arial" w:ascii="Calibri" w:hAnsi="Calibri"/>
-          <w:b w:val="false"/>
-          <w:i w:val="false"/>
-          <w:color w:val="1C293D"/>
-          <w:sz w:val="24"/>
-          <w:szCs w:val="24"/>
-        </w:rPr>
-        <w:t xml:space="preserve"> – Məhdud işçi səviyyə </w:t>
-      </w:r>
-      <w:r>
-        <w:rPr>
-          <w:rFonts w:eastAsia="Arial" w:cs="Arial" w:ascii="Calibri" w:hAnsi="Calibri"/>
-          <w:b w:val="false"/>
-          <w:i w:val="false"/>
-          <w:color w:val="1C293D"/>
-          <w:sz w:val="24"/>
-          <w:szCs w:val="24"/>
-        </w:rPr>
-        <w:t xml:space="preserve">| Türkiye Türkçesi  - </w:t>
+        <w:t xml:space="preserve"> |İngliliscə – Məhdud işçi səviyyə | Türkiye Türkçesi  - </w:t>
       </w:r>
       <w:r>
         <w:rPr>
@@ -1748,6 +1700,119 @@
   <w:abstractNum w:abstractNumId="2">
     <w:lvl w:ilvl="0">
       <w:start w:val="1"/>
+      <w:numFmt w:val="bullet"/>
+      <w:lvlText w:val=""/>
+      <w:lvlJc w:val="left"/>
+      <w:pPr>
+        <w:tabs>
+          <w:tab w:val="num" w:pos="0"/>
+        </w:tabs>
+        <w:ind w:left="360" w:hanging="220"/>
+      </w:pPr>
+      <w:rPr>
+        <w:rFonts w:ascii="Symbol" w:hAnsi="Symbol" w:cs="Symbol" w:hint="default"/>
+      </w:rPr>
+    </w:lvl>
+    <w:lvl w:ilvl="1">
+      <w:start w:val="1"/>
+      <w:numFmt w:val="decimal"/>
+      <w:lvlText w:val="%2."/>
+      <w:lvlJc w:val="left"/>
+      <w:pPr>
+        <w:tabs>
+          <w:tab w:val="num" w:pos="1080"/>
+        </w:tabs>
+        <w:ind w:left="1080" w:hanging="360"/>
+      </w:pPr>
+    </w:lvl>
+    <w:lvl w:ilvl="2">
+      <w:start w:val="1"/>
+      <w:numFmt w:val="decimal"/>
+      <w:lvlText w:val="%3."/>
+      <w:lvlJc w:val="left"/>
+      <w:pPr>
+        <w:tabs>
+          <w:tab w:val="num" w:pos="1440"/>
+        </w:tabs>
+        <w:ind w:left="1440" w:hanging="360"/>
+      </w:pPr>
+    </w:lvl>
+    <w:lvl w:ilvl="3">
+      <w:start w:val="1"/>
+      <w:numFmt w:val="decimal"/>
+      <w:lvlText w:val="%4."/>
+      <w:lvlJc w:val="left"/>
+      <w:pPr>
+        <w:tabs>
+          <w:tab w:val="num" w:pos="1800"/>
+        </w:tabs>
+        <w:ind w:left="1800" w:hanging="360"/>
+      </w:pPr>
+    </w:lvl>
+    <w:lvl w:ilvl="4">
+      <w:start w:val="1"/>
+      <w:numFmt w:val="decimal"/>
+      <w:lvlText w:val="%5."/>
+      <w:lvlJc w:val="left"/>
+      <w:pPr>
+        <w:tabs>
+          <w:tab w:val="num" w:pos="2160"/>
+        </w:tabs>
+        <w:ind w:left="2160" w:hanging="360"/>
+      </w:pPr>
+    </w:lvl>
+    <w:lvl w:ilvl="5">
+      <w:start w:val="1"/>
+      <w:numFmt w:val="decimal"/>
+      <w:lvlText w:val="%6."/>
+      <w:lvlJc w:val="left"/>
+      <w:pPr>
+        <w:tabs>
+          <w:tab w:val="num" w:pos="2520"/>
+        </w:tabs>
+        <w:ind w:left="2520" w:hanging="360"/>
+      </w:pPr>
+    </w:lvl>
+    <w:lvl w:ilvl="6">
+      <w:start w:val="1"/>
+      <w:numFmt w:val="decimal"/>
+      <w:lvlText w:val="%7."/>
+      <w:lvlJc w:val="left"/>
+      <w:pPr>
+        <w:tabs>
+          <w:tab w:val="num" w:pos="2880"/>
+        </w:tabs>
+        <w:ind w:left="2880" w:hanging="360"/>
+      </w:pPr>
+    </w:lvl>
+    <w:lvl w:ilvl="7">
+      <w:start w:val="1"/>
+      <w:numFmt w:val="decimal"/>
+      <w:lvlText w:val="%8."/>
+      <w:lvlJc w:val="left"/>
+      <w:pPr>
+        <w:tabs>
+          <w:tab w:val="num" w:pos="3240"/>
+        </w:tabs>
+        <w:ind w:left="3240" w:hanging="360"/>
+      </w:pPr>
+    </w:lvl>
+    <w:lvl w:ilvl="8">
+      <w:start w:val="1"/>
+      <w:numFmt w:val="decimal"/>
+      <w:lvlText w:val="%9."/>
+      <w:lvlJc w:val="left"/>
+      <w:pPr>
+        <w:tabs>
+          <w:tab w:val="num" w:pos="3600"/>
+        </w:tabs>
+        <w:ind w:left="3600" w:hanging="360"/>
+      </w:pPr>
+    </w:lvl>
+  </w:abstractNum>
+  <w:abstractNum w:abstractNumId="3">
+    <w:lvl w:ilvl="0">
+      <w:start w:val="1"/>
       <w:numFmt w:val="none"/>
       <w:suff w:val="nothing"/>
       <w:lvlText w:val=""/>
@@ -1871,10 +1936,64 @@
     <w:abstractNumId w:val="2"/>
   </w:num>
   <w:num w:numId="3">
-    <w:abstractNumId w:val="1"/>
+    <w:abstractNumId w:val="3"/>
+  </w:num>
+  <w:num w:numId="4">
+    <w:abstractNumId w:val="2"/>
     <w:lvlOverride w:ilvl="0">
       <w:startOverride w:val="1"/>
     </w:lvlOverride>
+  </w:num>
+  <w:num w:numId="5">
+    <w:abstractNumId w:val="2"/>
+  </w:num>
+  <w:num w:numId="6">
+    <w:abstractNumId w:val="2"/>
+  </w:num>
+  <w:num w:numId="7">
+    <w:abstractNumId w:val="2"/>
+  </w:num>
+  <w:num w:numId="8">
+    <w:abstractNumId w:val="2"/>
+  </w:num>
+  <w:num w:numId="9">
+    <w:abstractNumId w:val="2"/>
+  </w:num>
+  <w:num w:numId="10">
+    <w:abstractNumId w:val="2"/>
+  </w:num>
+  <w:num w:numId="11">
+    <w:abstractNumId w:val="2"/>
+  </w:num>
+  <w:num w:numId="12">
+    <w:abstractNumId w:val="2"/>
+  </w:num>
+  <w:num w:numId="13">
+    <w:abstractNumId w:val="2"/>
+  </w:num>
+  <w:num w:numId="14">
+    <w:abstractNumId w:val="2"/>
+  </w:num>
+  <w:num w:numId="15">
+    <w:abstractNumId w:val="2"/>
+  </w:num>
+  <w:num w:numId="16">
+    <w:abstractNumId w:val="2"/>
+  </w:num>
+  <w:num w:numId="17">
+    <w:abstractNumId w:val="2"/>
+  </w:num>
+  <w:num w:numId="18">
+    <w:abstractNumId w:val="2"/>
+  </w:num>
+  <w:num w:numId="19">
+    <w:abstractNumId w:val="2"/>
+  </w:num>
+  <w:num w:numId="20">
+    <w:abstractNumId w:val="2"/>
+  </w:num>
+  <w:num w:numId="21">
+    <w:abstractNumId w:val="2"/>
   </w:num>
 </w:numbering>
 </file>
@@ -1899,6 +2018,7 @@
     <w:qFormat/>
     <w:pPr>
       <w:widowControl/>
+      <w:suppressAutoHyphens w:val="true"/>
       <w:bidi w:val="0"/>
       <w:spacing w:before="0" w:after="0"/>
       <w:jc w:val="left"/>
@@ -2125,6 +2245,7 @@
     <w:qFormat/>
     <w:pPr>
       <w:widowControl/>
+      <w:suppressAutoHyphens w:val="true"/>
       <w:bidi w:val="0"/>
       <w:spacing w:before="0" w:after="0"/>
       <w:jc w:val="left"/>
@@ -2145,6 +2266,7 @@
     <w:qFormat/>
     <w:pPr>
       <w:widowControl/>
+      <w:suppressAutoHyphens w:val="true"/>
       <w:bidi w:val="0"/>
       <w:spacing w:before="0" w:after="0"/>
       <w:jc w:val="left"/>

--- a/public/CV/az/Hamid_Heidarinia.docx
+++ b/public/CV/az/Hamid_Heidarinia.docx
@@ -583,612 +583,6 @@
         <w:pStyle w:val="ListParagraph"/>
         <w:numPr>
           <w:ilvl w:val="0"/>
-          <w:numId w:val="4"/>
-        </w:numPr>
-        <w:bidi w:val="0"/>
-        <w:spacing w:lineRule="auto" w:line="276" w:before="0" w:after="30"/>
-        <w:rPr>
-          <w:rFonts w:ascii="Calibri" w:hAnsi="Calibri"/>
-          <w:color w:val="1C293D"/>
-          <w:sz w:val="24"/>
-          <w:szCs w:val="24"/>
-        </w:rPr>
-      </w:pPr>
-      <w:r>
-        <w:rPr>
-          <w:rFonts w:eastAsia="Arial" w:cs="Arial" w:ascii="Calibri" w:hAnsi="Calibri"/>
-          <w:b w:val="false"/>
-          <w:i w:val="false"/>
-          <w:color w:val="1C293D"/>
-          <w:sz w:val="24"/>
-          <w:szCs w:val="24"/>
-        </w:rPr>
-        <w:t>PHP və Laravel ilə platformanın arxitekturasını, backend xidmətlərini və RESTful API-ləri layihələndirmiş və hazırlamışam.</w:t>
-      </w:r>
-    </w:p>
-    <w:p>
-      <w:pPr>
-        <w:pStyle w:val="ListParagraph"/>
-        <w:numPr>
-          <w:ilvl w:val="0"/>
-          <w:numId w:val="5"/>
-        </w:numPr>
-        <w:bidi w:val="0"/>
-        <w:spacing w:lineRule="auto" w:line="276" w:before="0" w:after="30"/>
-        <w:rPr>
-          <w:rFonts w:ascii="Calibri" w:hAnsi="Calibri"/>
-          <w:color w:val="1C293D"/>
-          <w:sz w:val="24"/>
-          <w:szCs w:val="24"/>
-        </w:rPr>
-      </w:pPr>
-      <w:r>
-        <w:rPr>
-          <w:rFonts w:eastAsia="Arial" w:cs="Arial" w:ascii="Calibri" w:hAnsi="Calibri"/>
-          <w:b w:val="false"/>
-          <w:i w:val="false"/>
-          <w:color w:val="1C293D"/>
-          <w:sz w:val="24"/>
-          <w:szCs w:val="24"/>
-        </w:rPr>
-        <w:t>MariaDB verilənlər bazalarını layihələndirmiş və idarə etmişəm: verilənlərin modelləşdirilməsi, sxem dizaynı, indeksləmə, giriş nəzarəti, verilənlərin bütövlüyü, ehtiyat surət və bərpa.</w:t>
-      </w:r>
-    </w:p>
-    <w:p>
-      <w:pPr>
-        <w:pStyle w:val="ListParagraph"/>
-        <w:numPr>
-          <w:ilvl w:val="0"/>
-          <w:numId w:val="6"/>
-        </w:numPr>
-        <w:bidi w:val="0"/>
-        <w:spacing w:lineRule="auto" w:line="276" w:before="0" w:after="30"/>
-        <w:rPr>
-          <w:rFonts w:ascii="Calibri" w:hAnsi="Calibri"/>
-          <w:color w:val="1C293D"/>
-          <w:sz w:val="24"/>
-          <w:szCs w:val="24"/>
-        </w:rPr>
-      </w:pPr>
-      <w:r>
-        <w:rPr>
-          <w:rFonts w:eastAsia="Arial" w:cs="Arial" w:ascii="Calibri" w:hAnsi="Calibri"/>
-          <w:b w:val="false"/>
-          <w:i w:val="false"/>
-          <w:color w:val="1C293D"/>
-          <w:sz w:val="24"/>
-          <w:szCs w:val="24"/>
-        </w:rPr>
-        <w:t>Mürəkkəb SQL sorğularını, saxlanılan prosedurları, view-ları və indeksləri optimallaşdırmış, darboğazları araşdırmış və verilənlər bazasının performansını artırmışam.</w:t>
-      </w:r>
-    </w:p>
-    <w:p>
-      <w:pPr>
-        <w:pStyle w:val="ListParagraph"/>
-        <w:numPr>
-          <w:ilvl w:val="0"/>
-          <w:numId w:val="7"/>
-        </w:numPr>
-        <w:bidi w:val="0"/>
-        <w:spacing w:lineRule="auto" w:line="276" w:before="0" w:after="30"/>
-        <w:rPr>
-          <w:rFonts w:ascii="Calibri" w:hAnsi="Calibri"/>
-          <w:color w:val="1C293D"/>
-          <w:sz w:val="24"/>
-          <w:szCs w:val="24"/>
-        </w:rPr>
-      </w:pPr>
-      <w:r>
-        <w:rPr>
-          <w:rFonts w:eastAsia="Arial" w:cs="Arial" w:ascii="Calibri" w:hAnsi="Calibri"/>
-          <w:b w:val="false"/>
-          <w:i w:val="false"/>
-          <w:color w:val="1C293D"/>
-          <w:sz w:val="24"/>
-          <w:szCs w:val="24"/>
-        </w:rPr>
-        <w:t>Keşləmə və sürətli məlumat girişi üçün Redis tətbiq etmişəm; əlaqə əsaslı məlumat modelləşdirməsi və məhsul funksiyaları üçün Neo4j-dən istifadə etmişəm.</w:t>
-      </w:r>
-    </w:p>
-    <w:p>
-      <w:pPr>
-        <w:pStyle w:val="ListParagraph"/>
-        <w:numPr>
-          <w:ilvl w:val="0"/>
-          <w:numId w:val="8"/>
-        </w:numPr>
-        <w:bidi w:val="0"/>
-        <w:spacing w:lineRule="auto" w:line="276" w:before="0" w:after="30"/>
-        <w:rPr>
-          <w:rFonts w:ascii="Calibri" w:hAnsi="Calibri"/>
-          <w:color w:val="1C293D"/>
-          <w:sz w:val="24"/>
-          <w:szCs w:val="24"/>
-        </w:rPr>
-      </w:pPr>
-      <w:r>
-        <w:rPr>
-          <w:rFonts w:eastAsia="Arial" w:cs="Arial" w:ascii="Calibri" w:hAnsi="Calibri"/>
-          <w:b w:val="false"/>
-          <w:i w:val="false"/>
-          <w:color w:val="1C293D"/>
-          <w:sz w:val="24"/>
-          <w:szCs w:val="24"/>
-        </w:rPr>
-        <w:t>Linux əsaslı mühitləri və Docker iş axınlarını idarə etmiş, GitHub üzərində Git əsaslı inkişaf təcrübələrini qurmuşam.</w:t>
-      </w:r>
-    </w:p>
-    <w:p>
-      <w:pPr>
-        <w:pStyle w:val="ListParagraph"/>
-        <w:numPr>
-          <w:ilvl w:val="0"/>
-          <w:numId w:val="9"/>
-        </w:numPr>
-        <w:bidi w:val="0"/>
-        <w:spacing w:lineRule="auto" w:line="276" w:before="0" w:after="30"/>
-        <w:rPr>
-          <w:rFonts w:ascii="Calibri" w:hAnsi="Calibri"/>
-          <w:color w:val="1C293D"/>
-          <w:sz w:val="24"/>
-          <w:szCs w:val="24"/>
-        </w:rPr>
-      </w:pPr>
-      <w:r>
-        <w:rPr>
-          <w:rFonts w:eastAsia="Arial" w:cs="Arial" w:ascii="Calibri" w:hAnsi="Calibri"/>
-          <w:b w:val="false"/>
-          <w:i w:val="false"/>
-          <w:color w:val="1C293D"/>
-          <w:sz w:val="24"/>
-          <w:szCs w:val="24"/>
-        </w:rPr>
-        <w:t>Texniki araşdırmalara, arxitektura qərarlarına, təhlükəsizlik yoxlamalarına, problemlərin həllinə və deployment proseslərinə rəhbərlik etmiş, təhvil prosesini Agile/Scrum ilə planlaşdırmışam.</w:t>
-      </w:r>
-    </w:p>
-    <w:p>
-      <w:pPr>
-        <w:pStyle w:val="Normal"/>
-        <w:keepNext w:val="true"/>
-        <w:keepLines/>
-        <w:bidi w:val="0"/>
-        <w:spacing w:lineRule="auto" w:line="276" w:before="140" w:after="10"/>
-        <w:rPr>
-          <w:rFonts w:ascii="Calibri" w:hAnsi="Calibri"/>
-          <w:color w:val="1C293D"/>
-          <w:sz w:val="24"/>
-          <w:szCs w:val="24"/>
-        </w:rPr>
-      </w:pPr>
-      <w:r>
-        <w:rPr>
-          <w:rFonts w:eastAsia="Arial" w:cs="Arial" w:ascii="Calibri" w:hAnsi="Calibri"/>
-          <w:b/>
-          <w:bCs/>
-          <w:i w:val="false"/>
-          <w:color w:val="1C293D"/>
-          <w:sz w:val="24"/>
-          <w:szCs w:val="24"/>
-        </w:rPr>
-        <w:t>Senior Backend Mühəndisi / Full-Stack Proqramçı</w:t>
-      </w:r>
-    </w:p>
-    <w:p>
-      <w:pPr>
-        <w:pStyle w:val="Normal"/>
-        <w:keepNext w:val="true"/>
-        <w:keepLines/>
-        <w:bidi w:val="0"/>
-        <w:spacing w:lineRule="auto" w:line="276" w:before="0" w:after="50"/>
-        <w:rPr>
-          <w:rFonts w:ascii="Calibri" w:hAnsi="Calibri"/>
-          <w:color w:val="1C293D"/>
-          <w:sz w:val="24"/>
-          <w:szCs w:val="24"/>
-        </w:rPr>
-      </w:pPr>
-      <w:r>
-        <w:rPr>
-          <w:rFonts w:eastAsia="Arial" w:cs="Arial" w:ascii="Calibri" w:hAnsi="Calibri"/>
-          <w:b w:val="false"/>
-          <w:i/>
-          <w:iCs/>
-          <w:color w:val="1C293D"/>
-          <w:sz w:val="24"/>
-          <w:szCs w:val="24"/>
-        </w:rPr>
-        <w:t>Stealth Startup – take-away və restoranlar üçün EPOS platforması (Tam ştat) | Təbriz, Şərqi Azərbaycan, İran (Ofisdə) | Avqust 2019 – Mart 2022</w:t>
-      </w:r>
-    </w:p>
-    <w:p>
-      <w:pPr>
-        <w:pStyle w:val="Normal"/>
-        <w:keepLines/>
-        <w:bidi w:val="0"/>
-        <w:spacing w:lineRule="auto" w:line="276" w:before="0" w:after="40"/>
-        <w:rPr>
-          <w:rFonts w:ascii="Calibri" w:hAnsi="Calibri"/>
-          <w:color w:val="1C293D"/>
-          <w:sz w:val="24"/>
-          <w:szCs w:val="24"/>
-        </w:rPr>
-      </w:pPr>
-      <w:r>
-        <w:rPr>
-          <w:rFonts w:eastAsia="Arial" w:cs="Arial" w:ascii="Calibri" w:hAnsi="Calibri"/>
-          <w:b w:val="false"/>
-          <w:i w:val="false"/>
-          <w:color w:val="1C293D"/>
-          <w:sz w:val="24"/>
-          <w:szCs w:val="24"/>
-        </w:rPr>
-        <w:t>POS, onlayn sifariş, brendli veb saytlar, mobil tətbiqlər, özünəxidmət kioskları, mühasibat və biznes idarəetmə alətlərini birləşdirən hərtərəfli EPOS platforması üzərində çalışmışam.</w:t>
-      </w:r>
-    </w:p>
-    <w:p>
-      <w:pPr>
-        <w:pStyle w:val="ListParagraph"/>
-        <w:numPr>
-          <w:ilvl w:val="0"/>
-          <w:numId w:val="10"/>
-        </w:numPr>
-        <w:bidi w:val="0"/>
-        <w:spacing w:lineRule="auto" w:line="276" w:before="0" w:after="30"/>
-        <w:rPr>
-          <w:rFonts w:ascii="Calibri" w:hAnsi="Calibri"/>
-          <w:color w:val="1C293D"/>
-          <w:sz w:val="24"/>
-          <w:szCs w:val="24"/>
-        </w:rPr>
-      </w:pPr>
-      <w:r>
-        <w:rPr>
-          <w:rFonts w:eastAsia="Arial" w:cs="Arial" w:ascii="Calibri" w:hAnsi="Calibri"/>
-          <w:b w:val="false"/>
-          <w:i w:val="false"/>
-          <w:color w:val="1C293D"/>
-          <w:sz w:val="24"/>
-          <w:szCs w:val="24"/>
-        </w:rPr>
-        <w:t>C#, ASP.NET MVC, SQL Server, saxlanılan prosedurlar və Git ilə backend tətbiqlərini hazırlamış və dəstəkləmişəm.</w:t>
-      </w:r>
-    </w:p>
-    <w:p>
-      <w:pPr>
-        <w:pStyle w:val="ListParagraph"/>
-        <w:numPr>
-          <w:ilvl w:val="0"/>
-          <w:numId w:val="11"/>
-        </w:numPr>
-        <w:bidi w:val="0"/>
-        <w:spacing w:lineRule="auto" w:line="276" w:before="0" w:after="30"/>
-        <w:rPr>
-          <w:rFonts w:ascii="Calibri" w:hAnsi="Calibri"/>
-          <w:color w:val="1C293D"/>
-          <w:sz w:val="24"/>
-          <w:szCs w:val="24"/>
-        </w:rPr>
-      </w:pPr>
-      <w:r>
-        <w:rPr>
-          <w:rFonts w:eastAsia="Arial" w:cs="Arial" w:ascii="Calibri" w:hAnsi="Calibri"/>
-          <w:b w:val="false"/>
-          <w:i w:val="false"/>
-          <w:color w:val="1C293D"/>
-          <w:sz w:val="24"/>
-          <w:szCs w:val="24"/>
-        </w:rPr>
-        <w:t>Təxminən 1,5 il ərzində böyük bir veb tətbiqin inkişafına rəhbərlik etmişəm: tələblərin təhlili, texniki dizayn, implementasiya, test, deployment və dəstək.</w:t>
-      </w:r>
-    </w:p>
-    <w:p>
-      <w:pPr>
-        <w:pStyle w:val="ListParagraph"/>
-        <w:numPr>
-          <w:ilvl w:val="0"/>
-          <w:numId w:val="12"/>
-        </w:numPr>
-        <w:bidi w:val="0"/>
-        <w:spacing w:lineRule="auto" w:line="276" w:before="0" w:after="30"/>
-        <w:rPr>
-          <w:rFonts w:ascii="Calibri" w:hAnsi="Calibri"/>
-          <w:color w:val="1C293D"/>
-          <w:sz w:val="24"/>
-          <w:szCs w:val="24"/>
-        </w:rPr>
-      </w:pPr>
-      <w:r>
-        <w:rPr>
-          <w:rFonts w:eastAsia="Arial" w:cs="Arial" w:ascii="Calibri" w:hAnsi="Calibri"/>
-          <w:b w:val="false"/>
-          <w:i w:val="false"/>
-          <w:color w:val="1C293D"/>
-          <w:sz w:val="24"/>
-          <w:szCs w:val="24"/>
-        </w:rPr>
-        <w:t>Backend komponentlərini refaktorinq edərək, çatışmayan funksiyaları əlavə edərək, xətaları aradan qaldıraraq və etibarlılığı artıraraq kiosk tətbiqini təkmilləşdirmişəm.</w:t>
-      </w:r>
-    </w:p>
-    <w:p>
-      <w:pPr>
-        <w:pStyle w:val="ListParagraph"/>
-        <w:numPr>
-          <w:ilvl w:val="0"/>
-          <w:numId w:val="13"/>
-        </w:numPr>
-        <w:bidi w:val="0"/>
-        <w:spacing w:lineRule="auto" w:line="276" w:before="0" w:after="30"/>
-        <w:rPr>
-          <w:rFonts w:ascii="Calibri" w:hAnsi="Calibri"/>
-          <w:color w:val="1C293D"/>
-          <w:sz w:val="24"/>
-          <w:szCs w:val="24"/>
-        </w:rPr>
-      </w:pPr>
-      <w:r>
-        <w:rPr>
-          <w:rFonts w:eastAsia="Arial" w:cs="Arial" w:ascii="Calibri" w:hAnsi="Calibri"/>
-          <w:b w:val="false"/>
-          <w:i w:val="false"/>
-          <w:color w:val="1C293D"/>
-          <w:sz w:val="24"/>
-          <w:szCs w:val="24"/>
-        </w:rPr>
-        <w:t>SQL sorğularını və saxlanılan prosedurları hazırlayıb optimallaşdırmış, performans darboğazlarını araşdırmış, verilənlər bazası dizaynı və optimallaşdırmasında DBA ilə əməkdaşlıq etmişəm.</w:t>
-      </w:r>
-    </w:p>
-    <w:p>
-      <w:pPr>
-        <w:pStyle w:val="ListParagraph"/>
-        <w:numPr>
-          <w:ilvl w:val="0"/>
-          <w:numId w:val="14"/>
-        </w:numPr>
-        <w:bidi w:val="0"/>
-        <w:spacing w:lineRule="auto" w:line="276" w:before="0" w:after="30"/>
-        <w:rPr>
-          <w:rFonts w:ascii="Calibri" w:hAnsi="Calibri"/>
-          <w:color w:val="1C293D"/>
-          <w:sz w:val="24"/>
-          <w:szCs w:val="24"/>
-        </w:rPr>
-      </w:pPr>
-      <w:r>
-        <w:rPr>
-          <w:rFonts w:eastAsia="Arial" w:cs="Arial" w:ascii="Calibri" w:hAnsi="Calibri"/>
-          <w:b w:val="false"/>
-          <w:i w:val="false"/>
-          <w:color w:val="1C293D"/>
-          <w:sz w:val="24"/>
-          <w:szCs w:val="24"/>
-        </w:rPr>
-        <w:t>Kod keyfiyyətini, davamlılığı və stabilliyi artırmaq üçün kod nəzarəti, debaqinq və refaktorinq aparmışam.</w:t>
-      </w:r>
-    </w:p>
-    <w:p>
-      <w:pPr>
-        <w:pStyle w:val="ListParagraph"/>
-        <w:numPr>
-          <w:ilvl w:val="0"/>
-          <w:numId w:val="15"/>
-        </w:numPr>
-        <w:bidi w:val="0"/>
-        <w:spacing w:lineRule="auto" w:line="276" w:before="0" w:after="30"/>
-        <w:rPr>
-          <w:rFonts w:ascii="Calibri" w:hAnsi="Calibri"/>
-          <w:color w:val="1C293D"/>
-          <w:sz w:val="24"/>
-          <w:szCs w:val="24"/>
-        </w:rPr>
-      </w:pPr>
-      <w:r>
-        <w:rPr>
-          <w:rFonts w:eastAsia="Arial" w:cs="Arial" w:ascii="Calibri" w:hAnsi="Calibri"/>
-          <w:b w:val="false"/>
-          <w:i w:val="false"/>
-          <w:color w:val="1C293D"/>
-          <w:sz w:val="24"/>
-          <w:szCs w:val="24"/>
-        </w:rPr>
-        <w:t>UI/UX, Dəstək, Python və mobil komandalarla əməkdaşlıq edərək biznes tələblərini və müştəri rəylərini texniki həllərə çevirmiş, texniki sənədlər hazırlamışam.</w:t>
-      </w:r>
-    </w:p>
-    <w:p>
-      <w:pPr>
-        <w:pStyle w:val="Normal"/>
-        <w:keepNext w:val="true"/>
-        <w:keepLines/>
-        <w:bidi w:val="0"/>
-        <w:spacing w:lineRule="auto" w:line="276" w:before="140" w:after="10"/>
-        <w:rPr>
-          <w:rFonts w:ascii="Calibri" w:hAnsi="Calibri"/>
-          <w:color w:val="1C293D"/>
-          <w:sz w:val="24"/>
-          <w:szCs w:val="24"/>
-        </w:rPr>
-      </w:pPr>
-      <w:r>
-        <w:rPr>
-          <w:rFonts w:eastAsia="Arial" w:cs="Arial" w:ascii="Calibri" w:hAnsi="Calibri"/>
-          <w:b/>
-          <w:bCs/>
-          <w:i w:val="false"/>
-          <w:color w:val="1C293D"/>
-          <w:sz w:val="24"/>
-          <w:szCs w:val="24"/>
-        </w:rPr>
-        <w:t>Full-Stack Veb Proqramçı</w:t>
-      </w:r>
-    </w:p>
-    <w:p>
-      <w:pPr>
-        <w:pStyle w:val="Normal"/>
-        <w:keepNext w:val="true"/>
-        <w:keepLines/>
-        <w:bidi w:val="0"/>
-        <w:spacing w:lineRule="auto" w:line="276" w:before="0" w:after="50"/>
-        <w:rPr>
-          <w:rFonts w:ascii="Calibri" w:hAnsi="Calibri"/>
-          <w:color w:val="1C293D"/>
-          <w:sz w:val="24"/>
-          <w:szCs w:val="24"/>
-        </w:rPr>
-      </w:pPr>
-      <w:r>
-        <w:rPr>
-          <w:rFonts w:eastAsia="Arial" w:cs="Arial" w:ascii="Calibri" w:hAnsi="Calibri"/>
-          <w:b w:val="false"/>
-          <w:i/>
-          <w:iCs/>
-          <w:color w:val="1C293D"/>
-          <w:sz w:val="24"/>
-          <w:szCs w:val="24"/>
-        </w:rPr>
-        <w:t>Müstəqil Proqram Təminatı Developeri (Sərbəst fəaliyyət) | Marand, Şərqi Azərbaycan, İran (Məsafədən) | May 2014 – İyul 2019</w:t>
-      </w:r>
-    </w:p>
-    <w:p>
-      <w:pPr>
-        <w:pStyle w:val="Normal"/>
-        <w:keepLines/>
-        <w:bidi w:val="0"/>
-        <w:spacing w:lineRule="auto" w:line="276" w:before="0" w:after="40"/>
-        <w:rPr>
-          <w:rFonts w:ascii="Calibri" w:hAnsi="Calibri"/>
-          <w:color w:val="1C293D"/>
-          <w:sz w:val="24"/>
-          <w:szCs w:val="24"/>
-        </w:rPr>
-      </w:pPr>
-      <w:r>
-        <w:rPr>
-          <w:rFonts w:eastAsia="Arial" w:cs="Arial" w:ascii="Calibri" w:hAnsi="Calibri"/>
-          <w:b w:val="false"/>
-          <w:i w:val="false"/>
-          <w:color w:val="1C293D"/>
-          <w:sz w:val="24"/>
-          <w:szCs w:val="24"/>
-        </w:rPr>
-        <w:t>Müştərilərlə müstəqil çalışaraq fərdi veb tətbiqləri proqram təminatı həyat dövrünün bütün mərhələlərində layihələndirmiş, hazırlamış, yerləşdirmiş və dəstəkləmişəm.</w:t>
-      </w:r>
-    </w:p>
-    <w:p>
-      <w:pPr>
-        <w:pStyle w:val="ListParagraph"/>
-        <w:numPr>
-          <w:ilvl w:val="0"/>
-          <w:numId w:val="16"/>
-        </w:numPr>
-        <w:bidi w:val="0"/>
-        <w:spacing w:lineRule="auto" w:line="276" w:before="0" w:after="30"/>
-        <w:rPr>
-          <w:rFonts w:ascii="Calibri" w:hAnsi="Calibri"/>
-          <w:color w:val="1C293D"/>
-          <w:sz w:val="24"/>
-          <w:szCs w:val="24"/>
-        </w:rPr>
-      </w:pPr>
-      <w:r>
-        <w:rPr>
-          <w:rFonts w:eastAsia="Arial" w:cs="Arial" w:ascii="Calibri" w:hAnsi="Calibri"/>
-          <w:b w:val="false"/>
-          <w:i w:val="false"/>
-          <w:color w:val="1C293D"/>
-          <w:sz w:val="24"/>
-          <w:szCs w:val="24"/>
-        </w:rPr>
-        <w:t>PHP, Laravel, MariaDB və MySQL ilə veb tətbiqlər layihələndirmiş və hazırlamışam.</w:t>
-      </w:r>
-    </w:p>
-    <w:p>
-      <w:pPr>
-        <w:pStyle w:val="ListParagraph"/>
-        <w:numPr>
-          <w:ilvl w:val="0"/>
-          <w:numId w:val="17"/>
-        </w:numPr>
-        <w:bidi w:val="0"/>
-        <w:spacing w:lineRule="auto" w:line="276" w:before="0" w:after="30"/>
-        <w:rPr>
-          <w:rFonts w:ascii="Calibri" w:hAnsi="Calibri"/>
-          <w:color w:val="1C293D"/>
-          <w:sz w:val="24"/>
-          <w:szCs w:val="24"/>
-        </w:rPr>
-      </w:pPr>
-      <w:r>
-        <w:rPr>
-          <w:rFonts w:eastAsia="Arial" w:cs="Arial" w:ascii="Calibri" w:hAnsi="Calibri"/>
-          <w:b w:val="false"/>
-          <w:i w:val="false"/>
-          <w:color w:val="1C293D"/>
-          <w:sz w:val="24"/>
-          <w:szCs w:val="24"/>
-        </w:rPr>
-        <w:t>Performans, etibarlılıq və davamlılıq üçün verilənlər bazası sxemləri layihələndirmiş və SQL sorğularını optimallaşdırmışam.</w:t>
-      </w:r>
-    </w:p>
-    <w:p>
-      <w:pPr>
-        <w:pStyle w:val="ListParagraph"/>
-        <w:numPr>
-          <w:ilvl w:val="0"/>
-          <w:numId w:val="18"/>
-        </w:numPr>
-        <w:bidi w:val="0"/>
-        <w:spacing w:lineRule="auto" w:line="276" w:before="0" w:after="30"/>
-        <w:rPr>
-          <w:rFonts w:ascii="Calibri" w:hAnsi="Calibri"/>
-          <w:color w:val="1C293D"/>
-          <w:sz w:val="24"/>
-          <w:szCs w:val="24"/>
-        </w:rPr>
-      </w:pPr>
-      <w:r>
-        <w:rPr>
-          <w:rFonts w:eastAsia="Arial" w:cs="Arial" w:ascii="Calibri" w:hAnsi="Calibri"/>
-          <w:b w:val="false"/>
-          <w:i w:val="false"/>
-          <w:color w:val="1C293D"/>
-          <w:sz w:val="24"/>
-          <w:szCs w:val="24"/>
-        </w:rPr>
-        <w:t>RESTful API-lər hazırlamış, tətbiqləri üçüncü tərəf xidmətləri və xarici sistemlərlə inteqrasiya etmişəm.</w:t>
-      </w:r>
-    </w:p>
-    <w:p>
-      <w:pPr>
-        <w:pStyle w:val="ListParagraph"/>
-        <w:numPr>
-          <w:ilvl w:val="0"/>
-          <w:numId w:val="19"/>
-        </w:numPr>
-        <w:bidi w:val="0"/>
-        <w:spacing w:lineRule="auto" w:line="276" w:before="0" w:after="30"/>
-        <w:rPr>
-          <w:rFonts w:ascii="Calibri" w:hAnsi="Calibri"/>
-          <w:color w:val="1C293D"/>
-          <w:sz w:val="24"/>
-          <w:szCs w:val="24"/>
-        </w:rPr>
-      </w:pPr>
-      <w:r>
-        <w:rPr>
-          <w:rFonts w:eastAsia="Arial" w:cs="Arial" w:ascii="Calibri" w:hAnsi="Calibri"/>
-          <w:b w:val="false"/>
-          <w:i w:val="false"/>
-          <w:color w:val="1C293D"/>
-          <w:sz w:val="24"/>
-          <w:szCs w:val="24"/>
-        </w:rPr>
-        <w:t>HTML5, CSS, Bootstrap, JavaScript və jQuery ilə adaptiv (responsive) istifadəçi interfeysləri hazırlamışam.</w:t>
-      </w:r>
-    </w:p>
-    <w:p>
-      <w:pPr>
-        <w:pStyle w:val="ListParagraph"/>
-        <w:numPr>
-          <w:ilvl w:val="0"/>
           <w:numId w:val="20"/>
         </w:numPr>
         <w:bidi w:val="0"/>
@@ -1209,7 +603,7 @@
           <w:sz w:val="24"/>
           <w:szCs w:val="24"/>
         </w:rPr>
-        <w:t>Autentifikasiya, rol əsaslı giriş nəzarəti, daxiletmənin yoxlanılması və digər təhlükəsizlik tədbirlərini həyata keçirmiş, Git/GitHub, test, debaqinq və refaktorinqdən istifadə etmişəm.</w:t>
+        <w:t>PHP və Laravel ilə platformanın arxitekturasını, backend xidmətlərini və RESTful API-ləri layihələndirmiş və hazırlamışam.</w:t>
       </w:r>
     </w:p>
     <w:p>
@@ -1218,6 +612,612 @@
         <w:numPr>
           <w:ilvl w:val="0"/>
           <w:numId w:val="21"/>
+        </w:numPr>
+        <w:bidi w:val="0"/>
+        <w:spacing w:lineRule="auto" w:line="276" w:before="0" w:after="30"/>
+        <w:rPr>
+          <w:rFonts w:ascii="Calibri" w:hAnsi="Calibri"/>
+          <w:color w:val="1C293D"/>
+          <w:sz w:val="24"/>
+          <w:szCs w:val="24"/>
+        </w:rPr>
+      </w:pPr>
+      <w:r>
+        <w:rPr>
+          <w:rFonts w:eastAsia="Arial" w:cs="Arial" w:ascii="Calibri" w:hAnsi="Calibri"/>
+          <w:b w:val="false"/>
+          <w:i w:val="false"/>
+          <w:color w:val="1C293D"/>
+          <w:sz w:val="24"/>
+          <w:szCs w:val="24"/>
+        </w:rPr>
+        <w:t>MariaDB verilənlər bazalarını layihələndirmiş və idarə etmişəm: verilənlərin modelləşdirilməsi, sxem dizaynı, indeksləmə, giriş nəzarəti, verilənlərin bütövlüyü, ehtiyat surət və bərpa.</w:t>
+      </w:r>
+    </w:p>
+    <w:p>
+      <w:pPr>
+        <w:pStyle w:val="ListParagraph"/>
+        <w:numPr>
+          <w:ilvl w:val="0"/>
+          <w:numId w:val="22"/>
+        </w:numPr>
+        <w:bidi w:val="0"/>
+        <w:spacing w:lineRule="auto" w:line="276" w:before="0" w:after="30"/>
+        <w:rPr>
+          <w:rFonts w:ascii="Calibri" w:hAnsi="Calibri"/>
+          <w:color w:val="1C293D"/>
+          <w:sz w:val="24"/>
+          <w:szCs w:val="24"/>
+        </w:rPr>
+      </w:pPr>
+      <w:r>
+        <w:rPr>
+          <w:rFonts w:eastAsia="Arial" w:cs="Arial" w:ascii="Calibri" w:hAnsi="Calibri"/>
+          <w:b w:val="false"/>
+          <w:i w:val="false"/>
+          <w:color w:val="1C293D"/>
+          <w:sz w:val="24"/>
+          <w:szCs w:val="24"/>
+        </w:rPr>
+        <w:t>Mürəkkəb SQL sorğularını, saxlanılan prosedurları, view-ları və indeksləri optimallaşdırmış, darboğazları araşdırmış və verilənlər bazasının performansını artırmışam.</w:t>
+      </w:r>
+    </w:p>
+    <w:p>
+      <w:pPr>
+        <w:pStyle w:val="ListParagraph"/>
+        <w:numPr>
+          <w:ilvl w:val="0"/>
+          <w:numId w:val="23"/>
+        </w:numPr>
+        <w:bidi w:val="0"/>
+        <w:spacing w:lineRule="auto" w:line="276" w:before="0" w:after="30"/>
+        <w:rPr>
+          <w:rFonts w:ascii="Calibri" w:hAnsi="Calibri"/>
+          <w:color w:val="1C293D"/>
+          <w:sz w:val="24"/>
+          <w:szCs w:val="24"/>
+        </w:rPr>
+      </w:pPr>
+      <w:r>
+        <w:rPr>
+          <w:rFonts w:eastAsia="Arial" w:cs="Arial" w:ascii="Calibri" w:hAnsi="Calibri"/>
+          <w:b w:val="false"/>
+          <w:i w:val="false"/>
+          <w:color w:val="1C293D"/>
+          <w:sz w:val="24"/>
+          <w:szCs w:val="24"/>
+        </w:rPr>
+        <w:t>Keşləmə və sürətli məlumat girişi üçün Redis tətbiq etmişəm; əlaqə əsaslı məlumat modelləşdirməsi və məhsul funksiyaları üçün Neo4j-dən istifadə etmişəm.</w:t>
+      </w:r>
+    </w:p>
+    <w:p>
+      <w:pPr>
+        <w:pStyle w:val="ListParagraph"/>
+        <w:numPr>
+          <w:ilvl w:val="0"/>
+          <w:numId w:val="24"/>
+        </w:numPr>
+        <w:bidi w:val="0"/>
+        <w:spacing w:lineRule="auto" w:line="276" w:before="0" w:after="30"/>
+        <w:rPr>
+          <w:rFonts w:ascii="Calibri" w:hAnsi="Calibri"/>
+          <w:color w:val="1C293D"/>
+          <w:sz w:val="24"/>
+          <w:szCs w:val="24"/>
+        </w:rPr>
+      </w:pPr>
+      <w:r>
+        <w:rPr>
+          <w:rFonts w:eastAsia="Arial" w:cs="Arial" w:ascii="Calibri" w:hAnsi="Calibri"/>
+          <w:b w:val="false"/>
+          <w:i w:val="false"/>
+          <w:color w:val="1C293D"/>
+          <w:sz w:val="24"/>
+          <w:szCs w:val="24"/>
+        </w:rPr>
+        <w:t>Linux əsaslı mühitləri və Docker iş axınlarını idarə etmiş, GitHub üzərində Git əsaslı inkişaf təcrübələrini qurmuşam.</w:t>
+      </w:r>
+    </w:p>
+    <w:p>
+      <w:pPr>
+        <w:pStyle w:val="ListParagraph"/>
+        <w:numPr>
+          <w:ilvl w:val="0"/>
+          <w:numId w:val="25"/>
+        </w:numPr>
+        <w:bidi w:val="0"/>
+        <w:spacing w:lineRule="auto" w:line="276" w:before="0" w:after="30"/>
+        <w:rPr>
+          <w:rFonts w:ascii="Calibri" w:hAnsi="Calibri"/>
+          <w:color w:val="1C293D"/>
+          <w:sz w:val="24"/>
+          <w:szCs w:val="24"/>
+        </w:rPr>
+      </w:pPr>
+      <w:r>
+        <w:rPr>
+          <w:rFonts w:eastAsia="Arial" w:cs="Arial" w:ascii="Calibri" w:hAnsi="Calibri"/>
+          <w:b w:val="false"/>
+          <w:i w:val="false"/>
+          <w:color w:val="1C293D"/>
+          <w:sz w:val="24"/>
+          <w:szCs w:val="24"/>
+        </w:rPr>
+        <w:t>Texniki araşdırmalara, arxitektura qərarlarına, təhlükəsizlik yoxlamalarına, problemlərin həllinə və deployment proseslərinə rəhbərlik etmiş, təhvil prosesini Agile/Scrum ilə planlaşdırmışam.</w:t>
+      </w:r>
+    </w:p>
+    <w:p>
+      <w:pPr>
+        <w:pStyle w:val="Normal"/>
+        <w:keepNext w:val="true"/>
+        <w:keepLines/>
+        <w:bidi w:val="0"/>
+        <w:spacing w:lineRule="auto" w:line="276" w:before="140" w:after="10"/>
+        <w:rPr>
+          <w:rFonts w:ascii="Calibri" w:hAnsi="Calibri"/>
+          <w:color w:val="1C293D"/>
+          <w:sz w:val="24"/>
+          <w:szCs w:val="24"/>
+        </w:rPr>
+      </w:pPr>
+      <w:r>
+        <w:rPr>
+          <w:rFonts w:eastAsia="Arial" w:cs="Arial" w:ascii="Calibri" w:hAnsi="Calibri"/>
+          <w:b/>
+          <w:bCs/>
+          <w:i w:val="false"/>
+          <w:color w:val="1C293D"/>
+          <w:sz w:val="24"/>
+          <w:szCs w:val="24"/>
+        </w:rPr>
+        <w:t>Senior Backend Mühəndisi / Full-Stack Proqramçı</w:t>
+      </w:r>
+    </w:p>
+    <w:p>
+      <w:pPr>
+        <w:pStyle w:val="Normal"/>
+        <w:keepNext w:val="true"/>
+        <w:keepLines/>
+        <w:bidi w:val="0"/>
+        <w:spacing w:lineRule="auto" w:line="276" w:before="0" w:after="50"/>
+        <w:rPr>
+          <w:rFonts w:ascii="Calibri" w:hAnsi="Calibri"/>
+          <w:color w:val="1C293D"/>
+          <w:sz w:val="24"/>
+          <w:szCs w:val="24"/>
+        </w:rPr>
+      </w:pPr>
+      <w:r>
+        <w:rPr>
+          <w:rFonts w:eastAsia="Arial" w:cs="Arial" w:ascii="Calibri" w:hAnsi="Calibri"/>
+          <w:b w:val="false"/>
+          <w:i/>
+          <w:iCs/>
+          <w:color w:val="1C293D"/>
+          <w:sz w:val="24"/>
+          <w:szCs w:val="24"/>
+        </w:rPr>
+        <w:t>Stealth Startup – take-away və restoranlar üçün EPOS platforması (Tam ştat) | Təbriz, Şərqi Azərbaycan, İran (Ofisdə) | Avqust 2019 – Mart 2022</w:t>
+      </w:r>
+    </w:p>
+    <w:p>
+      <w:pPr>
+        <w:pStyle w:val="Normal"/>
+        <w:keepLines/>
+        <w:bidi w:val="0"/>
+        <w:spacing w:lineRule="auto" w:line="276" w:before="0" w:after="40"/>
+        <w:rPr>
+          <w:rFonts w:ascii="Calibri" w:hAnsi="Calibri"/>
+          <w:color w:val="1C293D"/>
+          <w:sz w:val="24"/>
+          <w:szCs w:val="24"/>
+        </w:rPr>
+      </w:pPr>
+      <w:r>
+        <w:rPr>
+          <w:rFonts w:eastAsia="Arial" w:cs="Arial" w:ascii="Calibri" w:hAnsi="Calibri"/>
+          <w:b w:val="false"/>
+          <w:i w:val="false"/>
+          <w:color w:val="1C293D"/>
+          <w:sz w:val="24"/>
+          <w:szCs w:val="24"/>
+        </w:rPr>
+        <w:t>POS, onlayn sifariş, brendli veb saytlar, mobil tətbiqlər, özünəxidmət kioskları, mühasibat və biznes idarəetmə alətlərini birləşdirən hərtərəfli EPOS platforması üzərində çalışmışam.</w:t>
+      </w:r>
+    </w:p>
+    <w:p>
+      <w:pPr>
+        <w:pStyle w:val="ListParagraph"/>
+        <w:numPr>
+          <w:ilvl w:val="0"/>
+          <w:numId w:val="26"/>
+        </w:numPr>
+        <w:bidi w:val="0"/>
+        <w:spacing w:lineRule="auto" w:line="276" w:before="0" w:after="30"/>
+        <w:rPr>
+          <w:rFonts w:ascii="Calibri" w:hAnsi="Calibri"/>
+          <w:color w:val="1C293D"/>
+          <w:sz w:val="24"/>
+          <w:szCs w:val="24"/>
+        </w:rPr>
+      </w:pPr>
+      <w:r>
+        <w:rPr>
+          <w:rFonts w:eastAsia="Arial" w:cs="Arial" w:ascii="Calibri" w:hAnsi="Calibri"/>
+          <w:b w:val="false"/>
+          <w:i w:val="false"/>
+          <w:color w:val="1C293D"/>
+          <w:sz w:val="24"/>
+          <w:szCs w:val="24"/>
+        </w:rPr>
+        <w:t>C#, ASP.NET MVC, SQL Server, saxlanılan prosedurlar və Git ilə backend tətbiqlərini hazırlamış və dəstəkləmişəm.</w:t>
+      </w:r>
+    </w:p>
+    <w:p>
+      <w:pPr>
+        <w:pStyle w:val="ListParagraph"/>
+        <w:numPr>
+          <w:ilvl w:val="0"/>
+          <w:numId w:val="27"/>
+        </w:numPr>
+        <w:bidi w:val="0"/>
+        <w:spacing w:lineRule="auto" w:line="276" w:before="0" w:after="30"/>
+        <w:rPr>
+          <w:rFonts w:ascii="Calibri" w:hAnsi="Calibri"/>
+          <w:color w:val="1C293D"/>
+          <w:sz w:val="24"/>
+          <w:szCs w:val="24"/>
+        </w:rPr>
+      </w:pPr>
+      <w:r>
+        <w:rPr>
+          <w:rFonts w:eastAsia="Arial" w:cs="Arial" w:ascii="Calibri" w:hAnsi="Calibri"/>
+          <w:b w:val="false"/>
+          <w:i w:val="false"/>
+          <w:color w:val="1C293D"/>
+          <w:sz w:val="24"/>
+          <w:szCs w:val="24"/>
+        </w:rPr>
+        <w:t>Təxminən 1,5 il ərzində böyük bir veb tətbiqin inkişafına rəhbərlik etmişəm: tələblərin təhlili, texniki dizayn, implementasiya, test, deployment və dəstək.</w:t>
+      </w:r>
+    </w:p>
+    <w:p>
+      <w:pPr>
+        <w:pStyle w:val="ListParagraph"/>
+        <w:numPr>
+          <w:ilvl w:val="0"/>
+          <w:numId w:val="28"/>
+        </w:numPr>
+        <w:bidi w:val="0"/>
+        <w:spacing w:lineRule="auto" w:line="276" w:before="0" w:after="30"/>
+        <w:rPr>
+          <w:rFonts w:ascii="Calibri" w:hAnsi="Calibri"/>
+          <w:color w:val="1C293D"/>
+          <w:sz w:val="24"/>
+          <w:szCs w:val="24"/>
+        </w:rPr>
+      </w:pPr>
+      <w:r>
+        <w:rPr>
+          <w:rFonts w:eastAsia="Arial" w:cs="Arial" w:ascii="Calibri" w:hAnsi="Calibri"/>
+          <w:b w:val="false"/>
+          <w:i w:val="false"/>
+          <w:color w:val="1C293D"/>
+          <w:sz w:val="24"/>
+          <w:szCs w:val="24"/>
+        </w:rPr>
+        <w:t>Backend komponentlərini refaktorinq edərək, çatışmayan funksiyaları əlavə edərək, xətaları aradan qaldıraraq və etibarlılığı artıraraq kiosk tətbiqini təkmilləşdirmişəm.</w:t>
+      </w:r>
+    </w:p>
+    <w:p>
+      <w:pPr>
+        <w:pStyle w:val="ListParagraph"/>
+        <w:numPr>
+          <w:ilvl w:val="0"/>
+          <w:numId w:val="29"/>
+        </w:numPr>
+        <w:bidi w:val="0"/>
+        <w:spacing w:lineRule="auto" w:line="276" w:before="0" w:after="30"/>
+        <w:rPr>
+          <w:rFonts w:ascii="Calibri" w:hAnsi="Calibri"/>
+          <w:color w:val="1C293D"/>
+          <w:sz w:val="24"/>
+          <w:szCs w:val="24"/>
+        </w:rPr>
+      </w:pPr>
+      <w:r>
+        <w:rPr>
+          <w:rFonts w:eastAsia="Arial" w:cs="Arial" w:ascii="Calibri" w:hAnsi="Calibri"/>
+          <w:b w:val="false"/>
+          <w:i w:val="false"/>
+          <w:color w:val="1C293D"/>
+          <w:sz w:val="24"/>
+          <w:szCs w:val="24"/>
+        </w:rPr>
+        <w:t>SQL sorğularını və saxlanılan prosedurları hazırlayıb optimallaşdırmış, performans darboğazlarını araşdırmış, verilənlər bazası dizaynı və optimallaşdırmasında DBA ilə əməkdaşlıq etmişəm.</w:t>
+      </w:r>
+    </w:p>
+    <w:p>
+      <w:pPr>
+        <w:pStyle w:val="ListParagraph"/>
+        <w:numPr>
+          <w:ilvl w:val="0"/>
+          <w:numId w:val="30"/>
+        </w:numPr>
+        <w:bidi w:val="0"/>
+        <w:spacing w:lineRule="auto" w:line="276" w:before="0" w:after="30"/>
+        <w:rPr>
+          <w:rFonts w:ascii="Calibri" w:hAnsi="Calibri"/>
+          <w:color w:val="1C293D"/>
+          <w:sz w:val="24"/>
+          <w:szCs w:val="24"/>
+        </w:rPr>
+      </w:pPr>
+      <w:r>
+        <w:rPr>
+          <w:rFonts w:eastAsia="Arial" w:cs="Arial" w:ascii="Calibri" w:hAnsi="Calibri"/>
+          <w:b w:val="false"/>
+          <w:i w:val="false"/>
+          <w:color w:val="1C293D"/>
+          <w:sz w:val="24"/>
+          <w:szCs w:val="24"/>
+        </w:rPr>
+        <w:t>Kod keyfiyyətini, davamlılığı və stabilliyi artırmaq üçün kod nəzarəti, debaqinq və refaktorinq aparmışam.</w:t>
+      </w:r>
+    </w:p>
+    <w:p>
+      <w:pPr>
+        <w:pStyle w:val="ListParagraph"/>
+        <w:numPr>
+          <w:ilvl w:val="0"/>
+          <w:numId w:val="31"/>
+        </w:numPr>
+        <w:bidi w:val="0"/>
+        <w:spacing w:lineRule="auto" w:line="276" w:before="0" w:after="30"/>
+        <w:rPr>
+          <w:rFonts w:ascii="Calibri" w:hAnsi="Calibri"/>
+          <w:color w:val="1C293D"/>
+          <w:sz w:val="24"/>
+          <w:szCs w:val="24"/>
+        </w:rPr>
+      </w:pPr>
+      <w:r>
+        <w:rPr>
+          <w:rFonts w:eastAsia="Arial" w:cs="Arial" w:ascii="Calibri" w:hAnsi="Calibri"/>
+          <w:b w:val="false"/>
+          <w:i w:val="false"/>
+          <w:color w:val="1C293D"/>
+          <w:sz w:val="24"/>
+          <w:szCs w:val="24"/>
+        </w:rPr>
+        <w:t>UI/UX, Dəstək, Python və mobil komandalarla əməkdaşlıq edərək biznes tələblərini və müştəri rəylərini texniki həllərə çevirmiş, texniki sənədlər hazırlamışam.</w:t>
+      </w:r>
+    </w:p>
+    <w:p>
+      <w:pPr>
+        <w:pStyle w:val="Normal"/>
+        <w:keepNext w:val="true"/>
+        <w:keepLines/>
+        <w:bidi w:val="0"/>
+        <w:spacing w:lineRule="auto" w:line="276" w:before="140" w:after="10"/>
+        <w:rPr>
+          <w:rFonts w:ascii="Calibri" w:hAnsi="Calibri"/>
+          <w:color w:val="1C293D"/>
+          <w:sz w:val="24"/>
+          <w:szCs w:val="24"/>
+        </w:rPr>
+      </w:pPr>
+      <w:r>
+        <w:rPr>
+          <w:rFonts w:eastAsia="Arial" w:cs="Arial" w:ascii="Calibri" w:hAnsi="Calibri"/>
+          <w:b/>
+          <w:bCs/>
+          <w:i w:val="false"/>
+          <w:color w:val="1C293D"/>
+          <w:sz w:val="24"/>
+          <w:szCs w:val="24"/>
+        </w:rPr>
+        <w:t>Full-Stack Veb Proqramçı</w:t>
+      </w:r>
+    </w:p>
+    <w:p>
+      <w:pPr>
+        <w:pStyle w:val="Normal"/>
+        <w:keepNext w:val="true"/>
+        <w:keepLines/>
+        <w:bidi w:val="0"/>
+        <w:spacing w:lineRule="auto" w:line="276" w:before="0" w:after="50"/>
+        <w:rPr>
+          <w:rFonts w:ascii="Calibri" w:hAnsi="Calibri"/>
+          <w:color w:val="1C293D"/>
+          <w:sz w:val="24"/>
+          <w:szCs w:val="24"/>
+        </w:rPr>
+      </w:pPr>
+      <w:r>
+        <w:rPr>
+          <w:rFonts w:eastAsia="Arial" w:cs="Arial" w:ascii="Calibri" w:hAnsi="Calibri"/>
+          <w:b w:val="false"/>
+          <w:i/>
+          <w:iCs/>
+          <w:color w:val="1C293D"/>
+          <w:sz w:val="24"/>
+          <w:szCs w:val="24"/>
+        </w:rPr>
+        <w:t>Müstəqil Proqram Təminatı Developeri (Sərbəst fəaliyyət) | Marand, Şərqi Azərbaycan, İran (Məsafədən) | May 2014 – İyul 2019</w:t>
+      </w:r>
+    </w:p>
+    <w:p>
+      <w:pPr>
+        <w:pStyle w:val="Normal"/>
+        <w:keepLines/>
+        <w:bidi w:val="0"/>
+        <w:spacing w:lineRule="auto" w:line="276" w:before="0" w:after="40"/>
+        <w:rPr>
+          <w:rFonts w:ascii="Calibri" w:hAnsi="Calibri"/>
+          <w:color w:val="1C293D"/>
+          <w:sz w:val="24"/>
+          <w:szCs w:val="24"/>
+        </w:rPr>
+      </w:pPr>
+      <w:r>
+        <w:rPr>
+          <w:rFonts w:eastAsia="Arial" w:cs="Arial" w:ascii="Calibri" w:hAnsi="Calibri"/>
+          <w:b w:val="false"/>
+          <w:i w:val="false"/>
+          <w:color w:val="1C293D"/>
+          <w:sz w:val="24"/>
+          <w:szCs w:val="24"/>
+        </w:rPr>
+        <w:t>Müştərilərlə müstəqil çalışaraq fərdi veb tətbiqləri proqram təminatı həyat dövrünün bütün mərhələlərində layihələndirmiş, hazırlamış, yerləşdirmiş və dəstəkləmişəm.</w:t>
+      </w:r>
+    </w:p>
+    <w:p>
+      <w:pPr>
+        <w:pStyle w:val="ListParagraph"/>
+        <w:numPr>
+          <w:ilvl w:val="0"/>
+          <w:numId w:val="32"/>
+        </w:numPr>
+        <w:bidi w:val="0"/>
+        <w:spacing w:lineRule="auto" w:line="276" w:before="0" w:after="30"/>
+        <w:rPr>
+          <w:rFonts w:ascii="Calibri" w:hAnsi="Calibri"/>
+          <w:color w:val="1C293D"/>
+          <w:sz w:val="24"/>
+          <w:szCs w:val="24"/>
+        </w:rPr>
+      </w:pPr>
+      <w:r>
+        <w:rPr>
+          <w:rFonts w:eastAsia="Arial" w:cs="Arial" w:ascii="Calibri" w:hAnsi="Calibri"/>
+          <w:b w:val="false"/>
+          <w:i w:val="false"/>
+          <w:color w:val="1C293D"/>
+          <w:sz w:val="24"/>
+          <w:szCs w:val="24"/>
+        </w:rPr>
+        <w:t>PHP, Laravel, MariaDB və MySQL ilə veb tətbiqlər layihələndirmiş və hazırlamışam.</w:t>
+      </w:r>
+    </w:p>
+    <w:p>
+      <w:pPr>
+        <w:pStyle w:val="ListParagraph"/>
+        <w:numPr>
+          <w:ilvl w:val="0"/>
+          <w:numId w:val="33"/>
+        </w:numPr>
+        <w:bidi w:val="0"/>
+        <w:spacing w:lineRule="auto" w:line="276" w:before="0" w:after="30"/>
+        <w:rPr>
+          <w:rFonts w:ascii="Calibri" w:hAnsi="Calibri"/>
+          <w:color w:val="1C293D"/>
+          <w:sz w:val="24"/>
+          <w:szCs w:val="24"/>
+        </w:rPr>
+      </w:pPr>
+      <w:r>
+        <w:rPr>
+          <w:rFonts w:eastAsia="Arial" w:cs="Arial" w:ascii="Calibri" w:hAnsi="Calibri"/>
+          <w:b w:val="false"/>
+          <w:i w:val="false"/>
+          <w:color w:val="1C293D"/>
+          <w:sz w:val="24"/>
+          <w:szCs w:val="24"/>
+        </w:rPr>
+        <w:t>Performans, etibarlılıq və davamlılıq üçün verilənlər bazası sxemləri layihələndirmiş və SQL sorğularını optimallaşdırmışam.</w:t>
+      </w:r>
+    </w:p>
+    <w:p>
+      <w:pPr>
+        <w:pStyle w:val="ListParagraph"/>
+        <w:numPr>
+          <w:ilvl w:val="0"/>
+          <w:numId w:val="34"/>
+        </w:numPr>
+        <w:bidi w:val="0"/>
+        <w:spacing w:lineRule="auto" w:line="276" w:before="0" w:after="30"/>
+        <w:rPr>
+          <w:rFonts w:ascii="Calibri" w:hAnsi="Calibri"/>
+          <w:color w:val="1C293D"/>
+          <w:sz w:val="24"/>
+          <w:szCs w:val="24"/>
+        </w:rPr>
+      </w:pPr>
+      <w:r>
+        <w:rPr>
+          <w:rFonts w:eastAsia="Arial" w:cs="Arial" w:ascii="Calibri" w:hAnsi="Calibri"/>
+          <w:b w:val="false"/>
+          <w:i w:val="false"/>
+          <w:color w:val="1C293D"/>
+          <w:sz w:val="24"/>
+          <w:szCs w:val="24"/>
+        </w:rPr>
+        <w:t>RESTful API-lər hazırlamış, tətbiqləri üçüncü tərəf xidmətləri və xarici sistemlərlə inteqrasiya etmişəm.</w:t>
+      </w:r>
+    </w:p>
+    <w:p>
+      <w:pPr>
+        <w:pStyle w:val="ListParagraph"/>
+        <w:numPr>
+          <w:ilvl w:val="0"/>
+          <w:numId w:val="35"/>
+        </w:numPr>
+        <w:bidi w:val="0"/>
+        <w:spacing w:lineRule="auto" w:line="276" w:before="0" w:after="30"/>
+        <w:rPr>
+          <w:rFonts w:ascii="Calibri" w:hAnsi="Calibri"/>
+          <w:color w:val="1C293D"/>
+          <w:sz w:val="24"/>
+          <w:szCs w:val="24"/>
+        </w:rPr>
+      </w:pPr>
+      <w:r>
+        <w:rPr>
+          <w:rFonts w:eastAsia="Arial" w:cs="Arial" w:ascii="Calibri" w:hAnsi="Calibri"/>
+          <w:b w:val="false"/>
+          <w:i w:val="false"/>
+          <w:color w:val="1C293D"/>
+          <w:sz w:val="24"/>
+          <w:szCs w:val="24"/>
+        </w:rPr>
+        <w:t>HTML5, CSS, Bootstrap, JavaScript və jQuery ilə adaptiv (responsive) istifadəçi interfeysləri hazırlamışam.</w:t>
+      </w:r>
+    </w:p>
+    <w:p>
+      <w:pPr>
+        <w:pStyle w:val="ListParagraph"/>
+        <w:numPr>
+          <w:ilvl w:val="0"/>
+          <w:numId w:val="36"/>
+        </w:numPr>
+        <w:bidi w:val="0"/>
+        <w:spacing w:lineRule="auto" w:line="276" w:before="0" w:after="30"/>
+        <w:rPr>
+          <w:rFonts w:ascii="Calibri" w:hAnsi="Calibri"/>
+          <w:color w:val="1C293D"/>
+          <w:sz w:val="24"/>
+          <w:szCs w:val="24"/>
+        </w:rPr>
+      </w:pPr>
+      <w:r>
+        <w:rPr>
+          <w:rFonts w:eastAsia="Arial" w:cs="Arial" w:ascii="Calibri" w:hAnsi="Calibri"/>
+          <w:b w:val="false"/>
+          <w:i w:val="false"/>
+          <w:color w:val="1C293D"/>
+          <w:sz w:val="24"/>
+          <w:szCs w:val="24"/>
+        </w:rPr>
+        <w:t>Autentifikasiya, rol əsaslı giriş nəzarəti, daxiletmənin yoxlanılması və digər təhlükəsizlik tədbirlərini həyata keçirmiş, Git/GitHub, test, debaqinq və refaktorinqdən istifadə etmişəm.</w:t>
+      </w:r>
+    </w:p>
+    <w:p>
+      <w:pPr>
+        <w:pStyle w:val="ListParagraph"/>
+        <w:numPr>
+          <w:ilvl w:val="0"/>
+          <w:numId w:val="37"/>
         </w:numPr>
         <w:bidi w:val="0"/>
         <w:spacing w:lineRule="auto" w:line="276" w:before="0" w:after="30"/>
@@ -1477,7 +1477,34 @@
           <w:sz w:val="24"/>
           <w:szCs w:val="24"/>
         </w:rPr>
-        <w:t>İslam Azad Universiteti, Culfa filialı | Sentyabr 2008 – Fevral 2011</w:t>
+        <w:t xml:space="preserve">İslam Azad </w:t>
+      </w:r>
+      <w:r>
+        <w:rPr>
+          <w:rFonts w:eastAsia="Arial" w:cs="Arial" w:ascii="Calibri" w:hAnsi="Calibri"/>
+          <w:b w:val="false"/>
+          <w:i/>
+          <w:iCs/>
+          <w:caps w:val="false"/>
+          <w:smallCaps w:val="false"/>
+          <w:color w:val="1C293D"/>
+          <w:spacing w:val="0"/>
+          <w:sz w:val="24"/>
+          <w:szCs w:val="24"/>
+        </w:rPr>
+        <w:t>Beynəlxalq</w:t>
+      </w:r>
+      <w:r>
+        <w:rPr>
+          <w:rFonts w:eastAsia="Arial" w:cs="Arial" w:ascii="Calibri" w:hAnsi="Calibri"/>
+          <w:b w:val="false"/>
+          <w:i/>
+          <w:iCs/>
+          <w:color w:val="1C293D"/>
+          <w:sz w:val="24"/>
+          <w:szCs w:val="24"/>
+        </w:rPr>
+        <w:t xml:space="preserve"> Universiteti, Culfa filialı | Sentyabr 2008 – Fevral 2011</w:t>
       </w:r>
     </w:p>
     <w:p>
@@ -1813,6 +1840,1814 @@
   <w:abstractNum w:abstractNumId="3">
     <w:lvl w:ilvl="0">
       <w:start w:val="1"/>
+      <w:numFmt w:val="bullet"/>
+      <w:lvlText w:val=""/>
+      <w:lvlJc w:val="left"/>
+      <w:pPr>
+        <w:tabs>
+          <w:tab w:val="num" w:pos="0"/>
+        </w:tabs>
+        <w:ind w:left="360" w:hanging="220"/>
+      </w:pPr>
+      <w:rPr>
+        <w:rFonts w:ascii="Symbol" w:hAnsi="Symbol" w:cs="Symbol" w:hint="default"/>
+      </w:rPr>
+    </w:lvl>
+    <w:lvl w:ilvl="1">
+      <w:start w:val="1"/>
+      <w:numFmt w:val="decimal"/>
+      <w:lvlText w:val="%2."/>
+      <w:lvlJc w:val="left"/>
+      <w:pPr>
+        <w:tabs>
+          <w:tab w:val="num" w:pos="1080"/>
+        </w:tabs>
+        <w:ind w:left="1080" w:hanging="360"/>
+      </w:pPr>
+    </w:lvl>
+    <w:lvl w:ilvl="2">
+      <w:start w:val="1"/>
+      <w:numFmt w:val="decimal"/>
+      <w:lvlText w:val="%3."/>
+      <w:lvlJc w:val="left"/>
+      <w:pPr>
+        <w:tabs>
+          <w:tab w:val="num" w:pos="1440"/>
+        </w:tabs>
+        <w:ind w:left="1440" w:hanging="360"/>
+      </w:pPr>
+    </w:lvl>
+    <w:lvl w:ilvl="3">
+      <w:start w:val="1"/>
+      <w:numFmt w:val="decimal"/>
+      <w:lvlText w:val="%4."/>
+      <w:lvlJc w:val="left"/>
+      <w:pPr>
+        <w:tabs>
+          <w:tab w:val="num" w:pos="1800"/>
+        </w:tabs>
+        <w:ind w:left="1800" w:hanging="360"/>
+      </w:pPr>
+    </w:lvl>
+    <w:lvl w:ilvl="4">
+      <w:start w:val="1"/>
+      <w:numFmt w:val="decimal"/>
+      <w:lvlText w:val="%5."/>
+      <w:lvlJc w:val="left"/>
+      <w:pPr>
+        <w:tabs>
+          <w:tab w:val="num" w:pos="2160"/>
+        </w:tabs>
+        <w:ind w:left="2160" w:hanging="360"/>
+      </w:pPr>
+    </w:lvl>
+    <w:lvl w:ilvl="5">
+      <w:start w:val="1"/>
+      <w:numFmt w:val="decimal"/>
+      <w:lvlText w:val="%6."/>
+      <w:lvlJc w:val="left"/>
+      <w:pPr>
+        <w:tabs>
+          <w:tab w:val="num" w:pos="2520"/>
+        </w:tabs>
+        <w:ind w:left="2520" w:hanging="360"/>
+      </w:pPr>
+    </w:lvl>
+    <w:lvl w:ilvl="6">
+      <w:start w:val="1"/>
+      <w:numFmt w:val="decimal"/>
+      <w:lvlText w:val="%7."/>
+      <w:lvlJc w:val="left"/>
+      <w:pPr>
+        <w:tabs>
+          <w:tab w:val="num" w:pos="2880"/>
+        </w:tabs>
+        <w:ind w:left="2880" w:hanging="360"/>
+      </w:pPr>
+    </w:lvl>
+    <w:lvl w:ilvl="7">
+      <w:start w:val="1"/>
+      <w:numFmt w:val="decimal"/>
+      <w:lvlText w:val="%8."/>
+      <w:lvlJc w:val="left"/>
+      <w:pPr>
+        <w:tabs>
+          <w:tab w:val="num" w:pos="3240"/>
+        </w:tabs>
+        <w:ind w:left="3240" w:hanging="360"/>
+      </w:pPr>
+    </w:lvl>
+    <w:lvl w:ilvl="8">
+      <w:start w:val="1"/>
+      <w:numFmt w:val="decimal"/>
+      <w:lvlText w:val="%9."/>
+      <w:lvlJc w:val="left"/>
+      <w:pPr>
+        <w:tabs>
+          <w:tab w:val="num" w:pos="3600"/>
+        </w:tabs>
+        <w:ind w:left="3600" w:hanging="360"/>
+      </w:pPr>
+    </w:lvl>
+  </w:abstractNum>
+  <w:abstractNum w:abstractNumId="4">
+    <w:lvl w:ilvl="0">
+      <w:start w:val="1"/>
+      <w:numFmt w:val="bullet"/>
+      <w:lvlText w:val=""/>
+      <w:lvlJc w:val="left"/>
+      <w:pPr>
+        <w:tabs>
+          <w:tab w:val="num" w:pos="0"/>
+        </w:tabs>
+        <w:ind w:left="360" w:hanging="220"/>
+      </w:pPr>
+      <w:rPr>
+        <w:rFonts w:ascii="Symbol" w:hAnsi="Symbol" w:cs="Symbol" w:hint="default"/>
+      </w:rPr>
+    </w:lvl>
+    <w:lvl w:ilvl="1">
+      <w:start w:val="1"/>
+      <w:numFmt w:val="decimal"/>
+      <w:lvlText w:val="%2."/>
+      <w:lvlJc w:val="left"/>
+      <w:pPr>
+        <w:tabs>
+          <w:tab w:val="num" w:pos="1080"/>
+        </w:tabs>
+        <w:ind w:left="1080" w:hanging="360"/>
+      </w:pPr>
+    </w:lvl>
+    <w:lvl w:ilvl="2">
+      <w:start w:val="1"/>
+      <w:numFmt w:val="decimal"/>
+      <w:lvlText w:val="%3."/>
+      <w:lvlJc w:val="left"/>
+      <w:pPr>
+        <w:tabs>
+          <w:tab w:val="num" w:pos="1440"/>
+        </w:tabs>
+        <w:ind w:left="1440" w:hanging="360"/>
+      </w:pPr>
+    </w:lvl>
+    <w:lvl w:ilvl="3">
+      <w:start w:val="1"/>
+      <w:numFmt w:val="decimal"/>
+      <w:lvlText w:val="%4."/>
+      <w:lvlJc w:val="left"/>
+      <w:pPr>
+        <w:tabs>
+          <w:tab w:val="num" w:pos="1800"/>
+        </w:tabs>
+        <w:ind w:left="1800" w:hanging="360"/>
+      </w:pPr>
+    </w:lvl>
+    <w:lvl w:ilvl="4">
+      <w:start w:val="1"/>
+      <w:numFmt w:val="decimal"/>
+      <w:lvlText w:val="%5."/>
+      <w:lvlJc w:val="left"/>
+      <w:pPr>
+        <w:tabs>
+          <w:tab w:val="num" w:pos="2160"/>
+        </w:tabs>
+        <w:ind w:left="2160" w:hanging="360"/>
+      </w:pPr>
+    </w:lvl>
+    <w:lvl w:ilvl="5">
+      <w:start w:val="1"/>
+      <w:numFmt w:val="decimal"/>
+      <w:lvlText w:val="%6."/>
+      <w:lvlJc w:val="left"/>
+      <w:pPr>
+        <w:tabs>
+          <w:tab w:val="num" w:pos="2520"/>
+        </w:tabs>
+        <w:ind w:left="2520" w:hanging="360"/>
+      </w:pPr>
+    </w:lvl>
+    <w:lvl w:ilvl="6">
+      <w:start w:val="1"/>
+      <w:numFmt w:val="decimal"/>
+      <w:lvlText w:val="%7."/>
+      <w:lvlJc w:val="left"/>
+      <w:pPr>
+        <w:tabs>
+          <w:tab w:val="num" w:pos="2880"/>
+        </w:tabs>
+        <w:ind w:left="2880" w:hanging="360"/>
+      </w:pPr>
+    </w:lvl>
+    <w:lvl w:ilvl="7">
+      <w:start w:val="1"/>
+      <w:numFmt w:val="decimal"/>
+      <w:lvlText w:val="%8."/>
+      <w:lvlJc w:val="left"/>
+      <w:pPr>
+        <w:tabs>
+          <w:tab w:val="num" w:pos="3240"/>
+        </w:tabs>
+        <w:ind w:left="3240" w:hanging="360"/>
+      </w:pPr>
+    </w:lvl>
+    <w:lvl w:ilvl="8">
+      <w:start w:val="1"/>
+      <w:numFmt w:val="decimal"/>
+      <w:lvlText w:val="%9."/>
+      <w:lvlJc w:val="left"/>
+      <w:pPr>
+        <w:tabs>
+          <w:tab w:val="num" w:pos="3600"/>
+        </w:tabs>
+        <w:ind w:left="3600" w:hanging="360"/>
+      </w:pPr>
+    </w:lvl>
+  </w:abstractNum>
+  <w:abstractNum w:abstractNumId="5">
+    <w:lvl w:ilvl="0">
+      <w:start w:val="1"/>
+      <w:numFmt w:val="bullet"/>
+      <w:lvlText w:val=""/>
+      <w:lvlJc w:val="left"/>
+      <w:pPr>
+        <w:tabs>
+          <w:tab w:val="num" w:pos="0"/>
+        </w:tabs>
+        <w:ind w:left="360" w:hanging="220"/>
+      </w:pPr>
+      <w:rPr>
+        <w:rFonts w:ascii="Symbol" w:hAnsi="Symbol" w:cs="Symbol" w:hint="default"/>
+      </w:rPr>
+    </w:lvl>
+    <w:lvl w:ilvl="1">
+      <w:start w:val="1"/>
+      <w:numFmt w:val="decimal"/>
+      <w:lvlText w:val="%2."/>
+      <w:lvlJc w:val="left"/>
+      <w:pPr>
+        <w:tabs>
+          <w:tab w:val="num" w:pos="1080"/>
+        </w:tabs>
+        <w:ind w:left="1080" w:hanging="360"/>
+      </w:pPr>
+    </w:lvl>
+    <w:lvl w:ilvl="2">
+      <w:start w:val="1"/>
+      <w:numFmt w:val="decimal"/>
+      <w:lvlText w:val="%3."/>
+      <w:lvlJc w:val="left"/>
+      <w:pPr>
+        <w:tabs>
+          <w:tab w:val="num" w:pos="1440"/>
+        </w:tabs>
+        <w:ind w:left="1440" w:hanging="360"/>
+      </w:pPr>
+    </w:lvl>
+    <w:lvl w:ilvl="3">
+      <w:start w:val="1"/>
+      <w:numFmt w:val="decimal"/>
+      <w:lvlText w:val="%4."/>
+      <w:lvlJc w:val="left"/>
+      <w:pPr>
+        <w:tabs>
+          <w:tab w:val="num" w:pos="1800"/>
+        </w:tabs>
+        <w:ind w:left="1800" w:hanging="360"/>
+      </w:pPr>
+    </w:lvl>
+    <w:lvl w:ilvl="4">
+      <w:start w:val="1"/>
+      <w:numFmt w:val="decimal"/>
+      <w:lvlText w:val="%5."/>
+      <w:lvlJc w:val="left"/>
+      <w:pPr>
+        <w:tabs>
+          <w:tab w:val="num" w:pos="2160"/>
+        </w:tabs>
+        <w:ind w:left="2160" w:hanging="360"/>
+      </w:pPr>
+    </w:lvl>
+    <w:lvl w:ilvl="5">
+      <w:start w:val="1"/>
+      <w:numFmt w:val="decimal"/>
+      <w:lvlText w:val="%6."/>
+      <w:lvlJc w:val="left"/>
+      <w:pPr>
+        <w:tabs>
+          <w:tab w:val="num" w:pos="2520"/>
+        </w:tabs>
+        <w:ind w:left="2520" w:hanging="360"/>
+      </w:pPr>
+    </w:lvl>
+    <w:lvl w:ilvl="6">
+      <w:start w:val="1"/>
+      <w:numFmt w:val="decimal"/>
+      <w:lvlText w:val="%7."/>
+      <w:lvlJc w:val="left"/>
+      <w:pPr>
+        <w:tabs>
+          <w:tab w:val="num" w:pos="2880"/>
+        </w:tabs>
+        <w:ind w:left="2880" w:hanging="360"/>
+      </w:pPr>
+    </w:lvl>
+    <w:lvl w:ilvl="7">
+      <w:start w:val="1"/>
+      <w:numFmt w:val="decimal"/>
+      <w:lvlText w:val="%8."/>
+      <w:lvlJc w:val="left"/>
+      <w:pPr>
+        <w:tabs>
+          <w:tab w:val="num" w:pos="3240"/>
+        </w:tabs>
+        <w:ind w:left="3240" w:hanging="360"/>
+      </w:pPr>
+    </w:lvl>
+    <w:lvl w:ilvl="8">
+      <w:start w:val="1"/>
+      <w:numFmt w:val="decimal"/>
+      <w:lvlText w:val="%9."/>
+      <w:lvlJc w:val="left"/>
+      <w:pPr>
+        <w:tabs>
+          <w:tab w:val="num" w:pos="3600"/>
+        </w:tabs>
+        <w:ind w:left="3600" w:hanging="360"/>
+      </w:pPr>
+    </w:lvl>
+  </w:abstractNum>
+  <w:abstractNum w:abstractNumId="6">
+    <w:lvl w:ilvl="0">
+      <w:start w:val="1"/>
+      <w:numFmt w:val="bullet"/>
+      <w:lvlText w:val=""/>
+      <w:lvlJc w:val="left"/>
+      <w:pPr>
+        <w:tabs>
+          <w:tab w:val="num" w:pos="0"/>
+        </w:tabs>
+        <w:ind w:left="360" w:hanging="220"/>
+      </w:pPr>
+      <w:rPr>
+        <w:rFonts w:ascii="Symbol" w:hAnsi="Symbol" w:cs="Symbol" w:hint="default"/>
+      </w:rPr>
+    </w:lvl>
+    <w:lvl w:ilvl="1">
+      <w:start w:val="1"/>
+      <w:numFmt w:val="decimal"/>
+      <w:lvlText w:val="%2."/>
+      <w:lvlJc w:val="left"/>
+      <w:pPr>
+        <w:tabs>
+          <w:tab w:val="num" w:pos="1080"/>
+        </w:tabs>
+        <w:ind w:left="1080" w:hanging="360"/>
+      </w:pPr>
+    </w:lvl>
+    <w:lvl w:ilvl="2">
+      <w:start w:val="1"/>
+      <w:numFmt w:val="decimal"/>
+      <w:lvlText w:val="%3."/>
+      <w:lvlJc w:val="left"/>
+      <w:pPr>
+        <w:tabs>
+          <w:tab w:val="num" w:pos="1440"/>
+        </w:tabs>
+        <w:ind w:left="1440" w:hanging="360"/>
+      </w:pPr>
+    </w:lvl>
+    <w:lvl w:ilvl="3">
+      <w:start w:val="1"/>
+      <w:numFmt w:val="decimal"/>
+      <w:lvlText w:val="%4."/>
+      <w:lvlJc w:val="left"/>
+      <w:pPr>
+        <w:tabs>
+          <w:tab w:val="num" w:pos="1800"/>
+        </w:tabs>
+        <w:ind w:left="1800" w:hanging="360"/>
+      </w:pPr>
+    </w:lvl>
+    <w:lvl w:ilvl="4">
+      <w:start w:val="1"/>
+      <w:numFmt w:val="decimal"/>
+      <w:lvlText w:val="%5."/>
+      <w:lvlJc w:val="left"/>
+      <w:pPr>
+        <w:tabs>
+          <w:tab w:val="num" w:pos="2160"/>
+        </w:tabs>
+        <w:ind w:left="2160" w:hanging="360"/>
+      </w:pPr>
+    </w:lvl>
+    <w:lvl w:ilvl="5">
+      <w:start w:val="1"/>
+      <w:numFmt w:val="decimal"/>
+      <w:lvlText w:val="%6."/>
+      <w:lvlJc w:val="left"/>
+      <w:pPr>
+        <w:tabs>
+          <w:tab w:val="num" w:pos="2520"/>
+        </w:tabs>
+        <w:ind w:left="2520" w:hanging="360"/>
+      </w:pPr>
+    </w:lvl>
+    <w:lvl w:ilvl="6">
+      <w:start w:val="1"/>
+      <w:numFmt w:val="decimal"/>
+      <w:lvlText w:val="%7."/>
+      <w:lvlJc w:val="left"/>
+      <w:pPr>
+        <w:tabs>
+          <w:tab w:val="num" w:pos="2880"/>
+        </w:tabs>
+        <w:ind w:left="2880" w:hanging="360"/>
+      </w:pPr>
+    </w:lvl>
+    <w:lvl w:ilvl="7">
+      <w:start w:val="1"/>
+      <w:numFmt w:val="decimal"/>
+      <w:lvlText w:val="%8."/>
+      <w:lvlJc w:val="left"/>
+      <w:pPr>
+        <w:tabs>
+          <w:tab w:val="num" w:pos="3240"/>
+        </w:tabs>
+        <w:ind w:left="3240" w:hanging="360"/>
+      </w:pPr>
+    </w:lvl>
+    <w:lvl w:ilvl="8">
+      <w:start w:val="1"/>
+      <w:numFmt w:val="decimal"/>
+      <w:lvlText w:val="%9."/>
+      <w:lvlJc w:val="left"/>
+      <w:pPr>
+        <w:tabs>
+          <w:tab w:val="num" w:pos="3600"/>
+        </w:tabs>
+        <w:ind w:left="3600" w:hanging="360"/>
+      </w:pPr>
+    </w:lvl>
+  </w:abstractNum>
+  <w:abstractNum w:abstractNumId="7">
+    <w:lvl w:ilvl="0">
+      <w:start w:val="1"/>
+      <w:numFmt w:val="bullet"/>
+      <w:lvlText w:val=""/>
+      <w:lvlJc w:val="left"/>
+      <w:pPr>
+        <w:tabs>
+          <w:tab w:val="num" w:pos="0"/>
+        </w:tabs>
+        <w:ind w:left="360" w:hanging="220"/>
+      </w:pPr>
+      <w:rPr>
+        <w:rFonts w:ascii="Symbol" w:hAnsi="Symbol" w:cs="Symbol" w:hint="default"/>
+      </w:rPr>
+    </w:lvl>
+    <w:lvl w:ilvl="1">
+      <w:start w:val="1"/>
+      <w:numFmt w:val="decimal"/>
+      <w:lvlText w:val="%2."/>
+      <w:lvlJc w:val="left"/>
+      <w:pPr>
+        <w:tabs>
+          <w:tab w:val="num" w:pos="1080"/>
+        </w:tabs>
+        <w:ind w:left="1080" w:hanging="360"/>
+      </w:pPr>
+    </w:lvl>
+    <w:lvl w:ilvl="2">
+      <w:start w:val="1"/>
+      <w:numFmt w:val="decimal"/>
+      <w:lvlText w:val="%3."/>
+      <w:lvlJc w:val="left"/>
+      <w:pPr>
+        <w:tabs>
+          <w:tab w:val="num" w:pos="1440"/>
+        </w:tabs>
+        <w:ind w:left="1440" w:hanging="360"/>
+      </w:pPr>
+    </w:lvl>
+    <w:lvl w:ilvl="3">
+      <w:start w:val="1"/>
+      <w:numFmt w:val="decimal"/>
+      <w:lvlText w:val="%4."/>
+      <w:lvlJc w:val="left"/>
+      <w:pPr>
+        <w:tabs>
+          <w:tab w:val="num" w:pos="1800"/>
+        </w:tabs>
+        <w:ind w:left="1800" w:hanging="360"/>
+      </w:pPr>
+    </w:lvl>
+    <w:lvl w:ilvl="4">
+      <w:start w:val="1"/>
+      <w:numFmt w:val="decimal"/>
+      <w:lvlText w:val="%5."/>
+      <w:lvlJc w:val="left"/>
+      <w:pPr>
+        <w:tabs>
+          <w:tab w:val="num" w:pos="2160"/>
+        </w:tabs>
+        <w:ind w:left="2160" w:hanging="360"/>
+      </w:pPr>
+    </w:lvl>
+    <w:lvl w:ilvl="5">
+      <w:start w:val="1"/>
+      <w:numFmt w:val="decimal"/>
+      <w:lvlText w:val="%6."/>
+      <w:lvlJc w:val="left"/>
+      <w:pPr>
+        <w:tabs>
+          <w:tab w:val="num" w:pos="2520"/>
+        </w:tabs>
+        <w:ind w:left="2520" w:hanging="360"/>
+      </w:pPr>
+    </w:lvl>
+    <w:lvl w:ilvl="6">
+      <w:start w:val="1"/>
+      <w:numFmt w:val="decimal"/>
+      <w:lvlText w:val="%7."/>
+      <w:lvlJc w:val="left"/>
+      <w:pPr>
+        <w:tabs>
+          <w:tab w:val="num" w:pos="2880"/>
+        </w:tabs>
+        <w:ind w:left="2880" w:hanging="360"/>
+      </w:pPr>
+    </w:lvl>
+    <w:lvl w:ilvl="7">
+      <w:start w:val="1"/>
+      <w:numFmt w:val="decimal"/>
+      <w:lvlText w:val="%8."/>
+      <w:lvlJc w:val="left"/>
+      <w:pPr>
+        <w:tabs>
+          <w:tab w:val="num" w:pos="3240"/>
+        </w:tabs>
+        <w:ind w:left="3240" w:hanging="360"/>
+      </w:pPr>
+    </w:lvl>
+    <w:lvl w:ilvl="8">
+      <w:start w:val="1"/>
+      <w:numFmt w:val="decimal"/>
+      <w:lvlText w:val="%9."/>
+      <w:lvlJc w:val="left"/>
+      <w:pPr>
+        <w:tabs>
+          <w:tab w:val="num" w:pos="3600"/>
+        </w:tabs>
+        <w:ind w:left="3600" w:hanging="360"/>
+      </w:pPr>
+    </w:lvl>
+  </w:abstractNum>
+  <w:abstractNum w:abstractNumId="8">
+    <w:lvl w:ilvl="0">
+      <w:start w:val="1"/>
+      <w:numFmt w:val="bullet"/>
+      <w:lvlText w:val=""/>
+      <w:lvlJc w:val="left"/>
+      <w:pPr>
+        <w:tabs>
+          <w:tab w:val="num" w:pos="0"/>
+        </w:tabs>
+        <w:ind w:left="360" w:hanging="220"/>
+      </w:pPr>
+      <w:rPr>
+        <w:rFonts w:ascii="Symbol" w:hAnsi="Symbol" w:cs="Symbol" w:hint="default"/>
+      </w:rPr>
+    </w:lvl>
+    <w:lvl w:ilvl="1">
+      <w:start w:val="1"/>
+      <w:numFmt w:val="decimal"/>
+      <w:lvlText w:val="%2."/>
+      <w:lvlJc w:val="left"/>
+      <w:pPr>
+        <w:tabs>
+          <w:tab w:val="num" w:pos="1080"/>
+        </w:tabs>
+        <w:ind w:left="1080" w:hanging="360"/>
+      </w:pPr>
+    </w:lvl>
+    <w:lvl w:ilvl="2">
+      <w:start w:val="1"/>
+      <w:numFmt w:val="decimal"/>
+      <w:lvlText w:val="%3."/>
+      <w:lvlJc w:val="left"/>
+      <w:pPr>
+        <w:tabs>
+          <w:tab w:val="num" w:pos="1440"/>
+        </w:tabs>
+        <w:ind w:left="1440" w:hanging="360"/>
+      </w:pPr>
+    </w:lvl>
+    <w:lvl w:ilvl="3">
+      <w:start w:val="1"/>
+      <w:numFmt w:val="decimal"/>
+      <w:lvlText w:val="%4."/>
+      <w:lvlJc w:val="left"/>
+      <w:pPr>
+        <w:tabs>
+          <w:tab w:val="num" w:pos="1800"/>
+        </w:tabs>
+        <w:ind w:left="1800" w:hanging="360"/>
+      </w:pPr>
+    </w:lvl>
+    <w:lvl w:ilvl="4">
+      <w:start w:val="1"/>
+      <w:numFmt w:val="decimal"/>
+      <w:lvlText w:val="%5."/>
+      <w:lvlJc w:val="left"/>
+      <w:pPr>
+        <w:tabs>
+          <w:tab w:val="num" w:pos="2160"/>
+        </w:tabs>
+        <w:ind w:left="2160" w:hanging="360"/>
+      </w:pPr>
+    </w:lvl>
+    <w:lvl w:ilvl="5">
+      <w:start w:val="1"/>
+      <w:numFmt w:val="decimal"/>
+      <w:lvlText w:val="%6."/>
+      <w:lvlJc w:val="left"/>
+      <w:pPr>
+        <w:tabs>
+          <w:tab w:val="num" w:pos="2520"/>
+        </w:tabs>
+        <w:ind w:left="2520" w:hanging="360"/>
+      </w:pPr>
+    </w:lvl>
+    <w:lvl w:ilvl="6">
+      <w:start w:val="1"/>
+      <w:numFmt w:val="decimal"/>
+      <w:lvlText w:val="%7."/>
+      <w:lvlJc w:val="left"/>
+      <w:pPr>
+        <w:tabs>
+          <w:tab w:val="num" w:pos="2880"/>
+        </w:tabs>
+        <w:ind w:left="2880" w:hanging="360"/>
+      </w:pPr>
+    </w:lvl>
+    <w:lvl w:ilvl="7">
+      <w:start w:val="1"/>
+      <w:numFmt w:val="decimal"/>
+      <w:lvlText w:val="%8."/>
+      <w:lvlJc w:val="left"/>
+      <w:pPr>
+        <w:tabs>
+          <w:tab w:val="num" w:pos="3240"/>
+        </w:tabs>
+        <w:ind w:left="3240" w:hanging="360"/>
+      </w:pPr>
+    </w:lvl>
+    <w:lvl w:ilvl="8">
+      <w:start w:val="1"/>
+      <w:numFmt w:val="decimal"/>
+      <w:lvlText w:val="%9."/>
+      <w:lvlJc w:val="left"/>
+      <w:pPr>
+        <w:tabs>
+          <w:tab w:val="num" w:pos="3600"/>
+        </w:tabs>
+        <w:ind w:left="3600" w:hanging="360"/>
+      </w:pPr>
+    </w:lvl>
+  </w:abstractNum>
+  <w:abstractNum w:abstractNumId="9">
+    <w:lvl w:ilvl="0">
+      <w:start w:val="1"/>
+      <w:numFmt w:val="bullet"/>
+      <w:lvlText w:val=""/>
+      <w:lvlJc w:val="left"/>
+      <w:pPr>
+        <w:tabs>
+          <w:tab w:val="num" w:pos="0"/>
+        </w:tabs>
+        <w:ind w:left="360" w:hanging="220"/>
+      </w:pPr>
+      <w:rPr>
+        <w:rFonts w:ascii="Symbol" w:hAnsi="Symbol" w:cs="Symbol" w:hint="default"/>
+      </w:rPr>
+    </w:lvl>
+    <w:lvl w:ilvl="1">
+      <w:start w:val="1"/>
+      <w:numFmt w:val="decimal"/>
+      <w:lvlText w:val="%2."/>
+      <w:lvlJc w:val="left"/>
+      <w:pPr>
+        <w:tabs>
+          <w:tab w:val="num" w:pos="1080"/>
+        </w:tabs>
+        <w:ind w:left="1080" w:hanging="360"/>
+      </w:pPr>
+    </w:lvl>
+    <w:lvl w:ilvl="2">
+      <w:start w:val="1"/>
+      <w:numFmt w:val="decimal"/>
+      <w:lvlText w:val="%3."/>
+      <w:lvlJc w:val="left"/>
+      <w:pPr>
+        <w:tabs>
+          <w:tab w:val="num" w:pos="1440"/>
+        </w:tabs>
+        <w:ind w:left="1440" w:hanging="360"/>
+      </w:pPr>
+    </w:lvl>
+    <w:lvl w:ilvl="3">
+      <w:start w:val="1"/>
+      <w:numFmt w:val="decimal"/>
+      <w:lvlText w:val="%4."/>
+      <w:lvlJc w:val="left"/>
+      <w:pPr>
+        <w:tabs>
+          <w:tab w:val="num" w:pos="1800"/>
+        </w:tabs>
+        <w:ind w:left="1800" w:hanging="360"/>
+      </w:pPr>
+    </w:lvl>
+    <w:lvl w:ilvl="4">
+      <w:start w:val="1"/>
+      <w:numFmt w:val="decimal"/>
+      <w:lvlText w:val="%5."/>
+      <w:lvlJc w:val="left"/>
+      <w:pPr>
+        <w:tabs>
+          <w:tab w:val="num" w:pos="2160"/>
+        </w:tabs>
+        <w:ind w:left="2160" w:hanging="360"/>
+      </w:pPr>
+    </w:lvl>
+    <w:lvl w:ilvl="5">
+      <w:start w:val="1"/>
+      <w:numFmt w:val="decimal"/>
+      <w:lvlText w:val="%6."/>
+      <w:lvlJc w:val="left"/>
+      <w:pPr>
+        <w:tabs>
+          <w:tab w:val="num" w:pos="2520"/>
+        </w:tabs>
+        <w:ind w:left="2520" w:hanging="360"/>
+      </w:pPr>
+    </w:lvl>
+    <w:lvl w:ilvl="6">
+      <w:start w:val="1"/>
+      <w:numFmt w:val="decimal"/>
+      <w:lvlText w:val="%7."/>
+      <w:lvlJc w:val="left"/>
+      <w:pPr>
+        <w:tabs>
+          <w:tab w:val="num" w:pos="2880"/>
+        </w:tabs>
+        <w:ind w:left="2880" w:hanging="360"/>
+      </w:pPr>
+    </w:lvl>
+    <w:lvl w:ilvl="7">
+      <w:start w:val="1"/>
+      <w:numFmt w:val="decimal"/>
+      <w:lvlText w:val="%8."/>
+      <w:lvlJc w:val="left"/>
+      <w:pPr>
+        <w:tabs>
+          <w:tab w:val="num" w:pos="3240"/>
+        </w:tabs>
+        <w:ind w:left="3240" w:hanging="360"/>
+      </w:pPr>
+    </w:lvl>
+    <w:lvl w:ilvl="8">
+      <w:start w:val="1"/>
+      <w:numFmt w:val="decimal"/>
+      <w:lvlText w:val="%9."/>
+      <w:lvlJc w:val="left"/>
+      <w:pPr>
+        <w:tabs>
+          <w:tab w:val="num" w:pos="3600"/>
+        </w:tabs>
+        <w:ind w:left="3600" w:hanging="360"/>
+      </w:pPr>
+    </w:lvl>
+  </w:abstractNum>
+  <w:abstractNum w:abstractNumId="10">
+    <w:lvl w:ilvl="0">
+      <w:start w:val="1"/>
+      <w:numFmt w:val="bullet"/>
+      <w:lvlText w:val=""/>
+      <w:lvlJc w:val="left"/>
+      <w:pPr>
+        <w:tabs>
+          <w:tab w:val="num" w:pos="0"/>
+        </w:tabs>
+        <w:ind w:left="360" w:hanging="220"/>
+      </w:pPr>
+      <w:rPr>
+        <w:rFonts w:ascii="Symbol" w:hAnsi="Symbol" w:cs="Symbol" w:hint="default"/>
+      </w:rPr>
+    </w:lvl>
+    <w:lvl w:ilvl="1">
+      <w:start w:val="1"/>
+      <w:numFmt w:val="decimal"/>
+      <w:lvlText w:val="%2."/>
+      <w:lvlJc w:val="left"/>
+      <w:pPr>
+        <w:tabs>
+          <w:tab w:val="num" w:pos="1080"/>
+        </w:tabs>
+        <w:ind w:left="1080" w:hanging="360"/>
+      </w:pPr>
+    </w:lvl>
+    <w:lvl w:ilvl="2">
+      <w:start w:val="1"/>
+      <w:numFmt w:val="decimal"/>
+      <w:lvlText w:val="%3."/>
+      <w:lvlJc w:val="left"/>
+      <w:pPr>
+        <w:tabs>
+          <w:tab w:val="num" w:pos="1440"/>
+        </w:tabs>
+        <w:ind w:left="1440" w:hanging="360"/>
+      </w:pPr>
+    </w:lvl>
+    <w:lvl w:ilvl="3">
+      <w:start w:val="1"/>
+      <w:numFmt w:val="decimal"/>
+      <w:lvlText w:val="%4."/>
+      <w:lvlJc w:val="left"/>
+      <w:pPr>
+        <w:tabs>
+          <w:tab w:val="num" w:pos="1800"/>
+        </w:tabs>
+        <w:ind w:left="1800" w:hanging="360"/>
+      </w:pPr>
+    </w:lvl>
+    <w:lvl w:ilvl="4">
+      <w:start w:val="1"/>
+      <w:numFmt w:val="decimal"/>
+      <w:lvlText w:val="%5."/>
+      <w:lvlJc w:val="left"/>
+      <w:pPr>
+        <w:tabs>
+          <w:tab w:val="num" w:pos="2160"/>
+        </w:tabs>
+        <w:ind w:left="2160" w:hanging="360"/>
+      </w:pPr>
+    </w:lvl>
+    <w:lvl w:ilvl="5">
+      <w:start w:val="1"/>
+      <w:numFmt w:val="decimal"/>
+      <w:lvlText w:val="%6."/>
+      <w:lvlJc w:val="left"/>
+      <w:pPr>
+        <w:tabs>
+          <w:tab w:val="num" w:pos="2520"/>
+        </w:tabs>
+        <w:ind w:left="2520" w:hanging="360"/>
+      </w:pPr>
+    </w:lvl>
+    <w:lvl w:ilvl="6">
+      <w:start w:val="1"/>
+      <w:numFmt w:val="decimal"/>
+      <w:lvlText w:val="%7."/>
+      <w:lvlJc w:val="left"/>
+      <w:pPr>
+        <w:tabs>
+          <w:tab w:val="num" w:pos="2880"/>
+        </w:tabs>
+        <w:ind w:left="2880" w:hanging="360"/>
+      </w:pPr>
+    </w:lvl>
+    <w:lvl w:ilvl="7">
+      <w:start w:val="1"/>
+      <w:numFmt w:val="decimal"/>
+      <w:lvlText w:val="%8."/>
+      <w:lvlJc w:val="left"/>
+      <w:pPr>
+        <w:tabs>
+          <w:tab w:val="num" w:pos="3240"/>
+        </w:tabs>
+        <w:ind w:left="3240" w:hanging="360"/>
+      </w:pPr>
+    </w:lvl>
+    <w:lvl w:ilvl="8">
+      <w:start w:val="1"/>
+      <w:numFmt w:val="decimal"/>
+      <w:lvlText w:val="%9."/>
+      <w:lvlJc w:val="left"/>
+      <w:pPr>
+        <w:tabs>
+          <w:tab w:val="num" w:pos="3600"/>
+        </w:tabs>
+        <w:ind w:left="3600" w:hanging="360"/>
+      </w:pPr>
+    </w:lvl>
+  </w:abstractNum>
+  <w:abstractNum w:abstractNumId="11">
+    <w:lvl w:ilvl="0">
+      <w:start w:val="1"/>
+      <w:numFmt w:val="bullet"/>
+      <w:lvlText w:val=""/>
+      <w:lvlJc w:val="left"/>
+      <w:pPr>
+        <w:tabs>
+          <w:tab w:val="num" w:pos="0"/>
+        </w:tabs>
+        <w:ind w:left="360" w:hanging="220"/>
+      </w:pPr>
+      <w:rPr>
+        <w:rFonts w:ascii="Symbol" w:hAnsi="Symbol" w:cs="Symbol" w:hint="default"/>
+      </w:rPr>
+    </w:lvl>
+    <w:lvl w:ilvl="1">
+      <w:start w:val="1"/>
+      <w:numFmt w:val="decimal"/>
+      <w:lvlText w:val="%2."/>
+      <w:lvlJc w:val="left"/>
+      <w:pPr>
+        <w:tabs>
+          <w:tab w:val="num" w:pos="1080"/>
+        </w:tabs>
+        <w:ind w:left="1080" w:hanging="360"/>
+      </w:pPr>
+    </w:lvl>
+    <w:lvl w:ilvl="2">
+      <w:start w:val="1"/>
+      <w:numFmt w:val="decimal"/>
+      <w:lvlText w:val="%3."/>
+      <w:lvlJc w:val="left"/>
+      <w:pPr>
+        <w:tabs>
+          <w:tab w:val="num" w:pos="1440"/>
+        </w:tabs>
+        <w:ind w:left="1440" w:hanging="360"/>
+      </w:pPr>
+    </w:lvl>
+    <w:lvl w:ilvl="3">
+      <w:start w:val="1"/>
+      <w:numFmt w:val="decimal"/>
+      <w:lvlText w:val="%4."/>
+      <w:lvlJc w:val="left"/>
+      <w:pPr>
+        <w:tabs>
+          <w:tab w:val="num" w:pos="1800"/>
+        </w:tabs>
+        <w:ind w:left="1800" w:hanging="360"/>
+      </w:pPr>
+    </w:lvl>
+    <w:lvl w:ilvl="4">
+      <w:start w:val="1"/>
+      <w:numFmt w:val="decimal"/>
+      <w:lvlText w:val="%5."/>
+      <w:lvlJc w:val="left"/>
+      <w:pPr>
+        <w:tabs>
+          <w:tab w:val="num" w:pos="2160"/>
+        </w:tabs>
+        <w:ind w:left="2160" w:hanging="360"/>
+      </w:pPr>
+    </w:lvl>
+    <w:lvl w:ilvl="5">
+      <w:start w:val="1"/>
+      <w:numFmt w:val="decimal"/>
+      <w:lvlText w:val="%6."/>
+      <w:lvlJc w:val="left"/>
+      <w:pPr>
+        <w:tabs>
+          <w:tab w:val="num" w:pos="2520"/>
+        </w:tabs>
+        <w:ind w:left="2520" w:hanging="360"/>
+      </w:pPr>
+    </w:lvl>
+    <w:lvl w:ilvl="6">
+      <w:start w:val="1"/>
+      <w:numFmt w:val="decimal"/>
+      <w:lvlText w:val="%7."/>
+      <w:lvlJc w:val="left"/>
+      <w:pPr>
+        <w:tabs>
+          <w:tab w:val="num" w:pos="2880"/>
+        </w:tabs>
+        <w:ind w:left="2880" w:hanging="360"/>
+      </w:pPr>
+    </w:lvl>
+    <w:lvl w:ilvl="7">
+      <w:start w:val="1"/>
+      <w:numFmt w:val="decimal"/>
+      <w:lvlText w:val="%8."/>
+      <w:lvlJc w:val="left"/>
+      <w:pPr>
+        <w:tabs>
+          <w:tab w:val="num" w:pos="3240"/>
+        </w:tabs>
+        <w:ind w:left="3240" w:hanging="360"/>
+      </w:pPr>
+    </w:lvl>
+    <w:lvl w:ilvl="8">
+      <w:start w:val="1"/>
+      <w:numFmt w:val="decimal"/>
+      <w:lvlText w:val="%9."/>
+      <w:lvlJc w:val="left"/>
+      <w:pPr>
+        <w:tabs>
+          <w:tab w:val="num" w:pos="3600"/>
+        </w:tabs>
+        <w:ind w:left="3600" w:hanging="360"/>
+      </w:pPr>
+    </w:lvl>
+  </w:abstractNum>
+  <w:abstractNum w:abstractNumId="12">
+    <w:lvl w:ilvl="0">
+      <w:start w:val="1"/>
+      <w:numFmt w:val="bullet"/>
+      <w:lvlText w:val=""/>
+      <w:lvlJc w:val="left"/>
+      <w:pPr>
+        <w:tabs>
+          <w:tab w:val="num" w:pos="0"/>
+        </w:tabs>
+        <w:ind w:left="360" w:hanging="220"/>
+      </w:pPr>
+      <w:rPr>
+        <w:rFonts w:ascii="Symbol" w:hAnsi="Symbol" w:cs="Symbol" w:hint="default"/>
+      </w:rPr>
+    </w:lvl>
+    <w:lvl w:ilvl="1">
+      <w:start w:val="1"/>
+      <w:numFmt w:val="decimal"/>
+      <w:lvlText w:val="%2."/>
+      <w:lvlJc w:val="left"/>
+      <w:pPr>
+        <w:tabs>
+          <w:tab w:val="num" w:pos="1080"/>
+        </w:tabs>
+        <w:ind w:left="1080" w:hanging="360"/>
+      </w:pPr>
+    </w:lvl>
+    <w:lvl w:ilvl="2">
+      <w:start w:val="1"/>
+      <w:numFmt w:val="decimal"/>
+      <w:lvlText w:val="%3."/>
+      <w:lvlJc w:val="left"/>
+      <w:pPr>
+        <w:tabs>
+          <w:tab w:val="num" w:pos="1440"/>
+        </w:tabs>
+        <w:ind w:left="1440" w:hanging="360"/>
+      </w:pPr>
+    </w:lvl>
+    <w:lvl w:ilvl="3">
+      <w:start w:val="1"/>
+      <w:numFmt w:val="decimal"/>
+      <w:lvlText w:val="%4."/>
+      <w:lvlJc w:val="left"/>
+      <w:pPr>
+        <w:tabs>
+          <w:tab w:val="num" w:pos="1800"/>
+        </w:tabs>
+        <w:ind w:left="1800" w:hanging="360"/>
+      </w:pPr>
+    </w:lvl>
+    <w:lvl w:ilvl="4">
+      <w:start w:val="1"/>
+      <w:numFmt w:val="decimal"/>
+      <w:lvlText w:val="%5."/>
+      <w:lvlJc w:val="left"/>
+      <w:pPr>
+        <w:tabs>
+          <w:tab w:val="num" w:pos="2160"/>
+        </w:tabs>
+        <w:ind w:left="2160" w:hanging="360"/>
+      </w:pPr>
+    </w:lvl>
+    <w:lvl w:ilvl="5">
+      <w:start w:val="1"/>
+      <w:numFmt w:val="decimal"/>
+      <w:lvlText w:val="%6."/>
+      <w:lvlJc w:val="left"/>
+      <w:pPr>
+        <w:tabs>
+          <w:tab w:val="num" w:pos="2520"/>
+        </w:tabs>
+        <w:ind w:left="2520" w:hanging="360"/>
+      </w:pPr>
+    </w:lvl>
+    <w:lvl w:ilvl="6">
+      <w:start w:val="1"/>
+      <w:numFmt w:val="decimal"/>
+      <w:lvlText w:val="%7."/>
+      <w:lvlJc w:val="left"/>
+      <w:pPr>
+        <w:tabs>
+          <w:tab w:val="num" w:pos="2880"/>
+        </w:tabs>
+        <w:ind w:left="2880" w:hanging="360"/>
+      </w:pPr>
+    </w:lvl>
+    <w:lvl w:ilvl="7">
+      <w:start w:val="1"/>
+      <w:numFmt w:val="decimal"/>
+      <w:lvlText w:val="%8."/>
+      <w:lvlJc w:val="left"/>
+      <w:pPr>
+        <w:tabs>
+          <w:tab w:val="num" w:pos="3240"/>
+        </w:tabs>
+        <w:ind w:left="3240" w:hanging="360"/>
+      </w:pPr>
+    </w:lvl>
+    <w:lvl w:ilvl="8">
+      <w:start w:val="1"/>
+      <w:numFmt w:val="decimal"/>
+      <w:lvlText w:val="%9."/>
+      <w:lvlJc w:val="left"/>
+      <w:pPr>
+        <w:tabs>
+          <w:tab w:val="num" w:pos="3600"/>
+        </w:tabs>
+        <w:ind w:left="3600" w:hanging="360"/>
+      </w:pPr>
+    </w:lvl>
+  </w:abstractNum>
+  <w:abstractNum w:abstractNumId="13">
+    <w:lvl w:ilvl="0">
+      <w:start w:val="1"/>
+      <w:numFmt w:val="bullet"/>
+      <w:lvlText w:val=""/>
+      <w:lvlJc w:val="left"/>
+      <w:pPr>
+        <w:tabs>
+          <w:tab w:val="num" w:pos="0"/>
+        </w:tabs>
+        <w:ind w:left="360" w:hanging="220"/>
+      </w:pPr>
+      <w:rPr>
+        <w:rFonts w:ascii="Symbol" w:hAnsi="Symbol" w:cs="Symbol" w:hint="default"/>
+      </w:rPr>
+    </w:lvl>
+    <w:lvl w:ilvl="1">
+      <w:start w:val="1"/>
+      <w:numFmt w:val="decimal"/>
+      <w:lvlText w:val="%2."/>
+      <w:lvlJc w:val="left"/>
+      <w:pPr>
+        <w:tabs>
+          <w:tab w:val="num" w:pos="1080"/>
+        </w:tabs>
+        <w:ind w:left="1080" w:hanging="360"/>
+      </w:pPr>
+    </w:lvl>
+    <w:lvl w:ilvl="2">
+      <w:start w:val="1"/>
+      <w:numFmt w:val="decimal"/>
+      <w:lvlText w:val="%3."/>
+      <w:lvlJc w:val="left"/>
+      <w:pPr>
+        <w:tabs>
+          <w:tab w:val="num" w:pos="1440"/>
+        </w:tabs>
+        <w:ind w:left="1440" w:hanging="360"/>
+      </w:pPr>
+    </w:lvl>
+    <w:lvl w:ilvl="3">
+      <w:start w:val="1"/>
+      <w:numFmt w:val="decimal"/>
+      <w:lvlText w:val="%4."/>
+      <w:lvlJc w:val="left"/>
+      <w:pPr>
+        <w:tabs>
+          <w:tab w:val="num" w:pos="1800"/>
+        </w:tabs>
+        <w:ind w:left="1800" w:hanging="360"/>
+      </w:pPr>
+    </w:lvl>
+    <w:lvl w:ilvl="4">
+      <w:start w:val="1"/>
+      <w:numFmt w:val="decimal"/>
+      <w:lvlText w:val="%5."/>
+      <w:lvlJc w:val="left"/>
+      <w:pPr>
+        <w:tabs>
+          <w:tab w:val="num" w:pos="2160"/>
+        </w:tabs>
+        <w:ind w:left="2160" w:hanging="360"/>
+      </w:pPr>
+    </w:lvl>
+    <w:lvl w:ilvl="5">
+      <w:start w:val="1"/>
+      <w:numFmt w:val="decimal"/>
+      <w:lvlText w:val="%6."/>
+      <w:lvlJc w:val="left"/>
+      <w:pPr>
+        <w:tabs>
+          <w:tab w:val="num" w:pos="2520"/>
+        </w:tabs>
+        <w:ind w:left="2520" w:hanging="360"/>
+      </w:pPr>
+    </w:lvl>
+    <w:lvl w:ilvl="6">
+      <w:start w:val="1"/>
+      <w:numFmt w:val="decimal"/>
+      <w:lvlText w:val="%7."/>
+      <w:lvlJc w:val="left"/>
+      <w:pPr>
+        <w:tabs>
+          <w:tab w:val="num" w:pos="2880"/>
+        </w:tabs>
+        <w:ind w:left="2880" w:hanging="360"/>
+      </w:pPr>
+    </w:lvl>
+    <w:lvl w:ilvl="7">
+      <w:start w:val="1"/>
+      <w:numFmt w:val="decimal"/>
+      <w:lvlText w:val="%8."/>
+      <w:lvlJc w:val="left"/>
+      <w:pPr>
+        <w:tabs>
+          <w:tab w:val="num" w:pos="3240"/>
+        </w:tabs>
+        <w:ind w:left="3240" w:hanging="360"/>
+      </w:pPr>
+    </w:lvl>
+    <w:lvl w:ilvl="8">
+      <w:start w:val="1"/>
+      <w:numFmt w:val="decimal"/>
+      <w:lvlText w:val="%9."/>
+      <w:lvlJc w:val="left"/>
+      <w:pPr>
+        <w:tabs>
+          <w:tab w:val="num" w:pos="3600"/>
+        </w:tabs>
+        <w:ind w:left="3600" w:hanging="360"/>
+      </w:pPr>
+    </w:lvl>
+  </w:abstractNum>
+  <w:abstractNum w:abstractNumId="14">
+    <w:lvl w:ilvl="0">
+      <w:start w:val="1"/>
+      <w:numFmt w:val="bullet"/>
+      <w:lvlText w:val=""/>
+      <w:lvlJc w:val="left"/>
+      <w:pPr>
+        <w:tabs>
+          <w:tab w:val="num" w:pos="0"/>
+        </w:tabs>
+        <w:ind w:left="360" w:hanging="220"/>
+      </w:pPr>
+      <w:rPr>
+        <w:rFonts w:ascii="Symbol" w:hAnsi="Symbol" w:cs="Symbol" w:hint="default"/>
+      </w:rPr>
+    </w:lvl>
+    <w:lvl w:ilvl="1">
+      <w:start w:val="1"/>
+      <w:numFmt w:val="decimal"/>
+      <w:lvlText w:val="%2."/>
+      <w:lvlJc w:val="left"/>
+      <w:pPr>
+        <w:tabs>
+          <w:tab w:val="num" w:pos="1080"/>
+        </w:tabs>
+        <w:ind w:left="1080" w:hanging="360"/>
+      </w:pPr>
+    </w:lvl>
+    <w:lvl w:ilvl="2">
+      <w:start w:val="1"/>
+      <w:numFmt w:val="decimal"/>
+      <w:lvlText w:val="%3."/>
+      <w:lvlJc w:val="left"/>
+      <w:pPr>
+        <w:tabs>
+          <w:tab w:val="num" w:pos="1440"/>
+        </w:tabs>
+        <w:ind w:left="1440" w:hanging="360"/>
+      </w:pPr>
+    </w:lvl>
+    <w:lvl w:ilvl="3">
+      <w:start w:val="1"/>
+      <w:numFmt w:val="decimal"/>
+      <w:lvlText w:val="%4."/>
+      <w:lvlJc w:val="left"/>
+      <w:pPr>
+        <w:tabs>
+          <w:tab w:val="num" w:pos="1800"/>
+        </w:tabs>
+        <w:ind w:left="1800" w:hanging="360"/>
+      </w:pPr>
+    </w:lvl>
+    <w:lvl w:ilvl="4">
+      <w:start w:val="1"/>
+      <w:numFmt w:val="decimal"/>
+      <w:lvlText w:val="%5."/>
+      <w:lvlJc w:val="left"/>
+      <w:pPr>
+        <w:tabs>
+          <w:tab w:val="num" w:pos="2160"/>
+        </w:tabs>
+        <w:ind w:left="2160" w:hanging="360"/>
+      </w:pPr>
+    </w:lvl>
+    <w:lvl w:ilvl="5">
+      <w:start w:val="1"/>
+      <w:numFmt w:val="decimal"/>
+      <w:lvlText w:val="%6."/>
+      <w:lvlJc w:val="left"/>
+      <w:pPr>
+        <w:tabs>
+          <w:tab w:val="num" w:pos="2520"/>
+        </w:tabs>
+        <w:ind w:left="2520" w:hanging="360"/>
+      </w:pPr>
+    </w:lvl>
+    <w:lvl w:ilvl="6">
+      <w:start w:val="1"/>
+      <w:numFmt w:val="decimal"/>
+      <w:lvlText w:val="%7."/>
+      <w:lvlJc w:val="left"/>
+      <w:pPr>
+        <w:tabs>
+          <w:tab w:val="num" w:pos="2880"/>
+        </w:tabs>
+        <w:ind w:left="2880" w:hanging="360"/>
+      </w:pPr>
+    </w:lvl>
+    <w:lvl w:ilvl="7">
+      <w:start w:val="1"/>
+      <w:numFmt w:val="decimal"/>
+      <w:lvlText w:val="%8."/>
+      <w:lvlJc w:val="left"/>
+      <w:pPr>
+        <w:tabs>
+          <w:tab w:val="num" w:pos="3240"/>
+        </w:tabs>
+        <w:ind w:left="3240" w:hanging="360"/>
+      </w:pPr>
+    </w:lvl>
+    <w:lvl w:ilvl="8">
+      <w:start w:val="1"/>
+      <w:numFmt w:val="decimal"/>
+      <w:lvlText w:val="%9."/>
+      <w:lvlJc w:val="left"/>
+      <w:pPr>
+        <w:tabs>
+          <w:tab w:val="num" w:pos="3600"/>
+        </w:tabs>
+        <w:ind w:left="3600" w:hanging="360"/>
+      </w:pPr>
+    </w:lvl>
+  </w:abstractNum>
+  <w:abstractNum w:abstractNumId="15">
+    <w:lvl w:ilvl="0">
+      <w:start w:val="1"/>
+      <w:numFmt w:val="bullet"/>
+      <w:lvlText w:val=""/>
+      <w:lvlJc w:val="left"/>
+      <w:pPr>
+        <w:tabs>
+          <w:tab w:val="num" w:pos="0"/>
+        </w:tabs>
+        <w:ind w:left="360" w:hanging="220"/>
+      </w:pPr>
+      <w:rPr>
+        <w:rFonts w:ascii="Symbol" w:hAnsi="Symbol" w:cs="Symbol" w:hint="default"/>
+      </w:rPr>
+    </w:lvl>
+    <w:lvl w:ilvl="1">
+      <w:start w:val="1"/>
+      <w:numFmt w:val="decimal"/>
+      <w:lvlText w:val="%2."/>
+      <w:lvlJc w:val="left"/>
+      <w:pPr>
+        <w:tabs>
+          <w:tab w:val="num" w:pos="1080"/>
+        </w:tabs>
+        <w:ind w:left="1080" w:hanging="360"/>
+      </w:pPr>
+    </w:lvl>
+    <w:lvl w:ilvl="2">
+      <w:start w:val="1"/>
+      <w:numFmt w:val="decimal"/>
+      <w:lvlText w:val="%3."/>
+      <w:lvlJc w:val="left"/>
+      <w:pPr>
+        <w:tabs>
+          <w:tab w:val="num" w:pos="1440"/>
+        </w:tabs>
+        <w:ind w:left="1440" w:hanging="360"/>
+      </w:pPr>
+    </w:lvl>
+    <w:lvl w:ilvl="3">
+      <w:start w:val="1"/>
+      <w:numFmt w:val="decimal"/>
+      <w:lvlText w:val="%4."/>
+      <w:lvlJc w:val="left"/>
+      <w:pPr>
+        <w:tabs>
+          <w:tab w:val="num" w:pos="1800"/>
+        </w:tabs>
+        <w:ind w:left="1800" w:hanging="360"/>
+      </w:pPr>
+    </w:lvl>
+    <w:lvl w:ilvl="4">
+      <w:start w:val="1"/>
+      <w:numFmt w:val="decimal"/>
+      <w:lvlText w:val="%5."/>
+      <w:lvlJc w:val="left"/>
+      <w:pPr>
+        <w:tabs>
+          <w:tab w:val="num" w:pos="2160"/>
+        </w:tabs>
+        <w:ind w:left="2160" w:hanging="360"/>
+      </w:pPr>
+    </w:lvl>
+    <w:lvl w:ilvl="5">
+      <w:start w:val="1"/>
+      <w:numFmt w:val="decimal"/>
+      <w:lvlText w:val="%6."/>
+      <w:lvlJc w:val="left"/>
+      <w:pPr>
+        <w:tabs>
+          <w:tab w:val="num" w:pos="2520"/>
+        </w:tabs>
+        <w:ind w:left="2520" w:hanging="360"/>
+      </w:pPr>
+    </w:lvl>
+    <w:lvl w:ilvl="6">
+      <w:start w:val="1"/>
+      <w:numFmt w:val="decimal"/>
+      <w:lvlText w:val="%7."/>
+      <w:lvlJc w:val="left"/>
+      <w:pPr>
+        <w:tabs>
+          <w:tab w:val="num" w:pos="2880"/>
+        </w:tabs>
+        <w:ind w:left="2880" w:hanging="360"/>
+      </w:pPr>
+    </w:lvl>
+    <w:lvl w:ilvl="7">
+      <w:start w:val="1"/>
+      <w:numFmt w:val="decimal"/>
+      <w:lvlText w:val="%8."/>
+      <w:lvlJc w:val="left"/>
+      <w:pPr>
+        <w:tabs>
+          <w:tab w:val="num" w:pos="3240"/>
+        </w:tabs>
+        <w:ind w:left="3240" w:hanging="360"/>
+      </w:pPr>
+    </w:lvl>
+    <w:lvl w:ilvl="8">
+      <w:start w:val="1"/>
+      <w:numFmt w:val="decimal"/>
+      <w:lvlText w:val="%9."/>
+      <w:lvlJc w:val="left"/>
+      <w:pPr>
+        <w:tabs>
+          <w:tab w:val="num" w:pos="3600"/>
+        </w:tabs>
+        <w:ind w:left="3600" w:hanging="360"/>
+      </w:pPr>
+    </w:lvl>
+  </w:abstractNum>
+  <w:abstractNum w:abstractNumId="16">
+    <w:lvl w:ilvl="0">
+      <w:start w:val="1"/>
+      <w:numFmt w:val="bullet"/>
+      <w:lvlText w:val=""/>
+      <w:lvlJc w:val="left"/>
+      <w:pPr>
+        <w:tabs>
+          <w:tab w:val="num" w:pos="0"/>
+        </w:tabs>
+        <w:ind w:left="360" w:hanging="220"/>
+      </w:pPr>
+      <w:rPr>
+        <w:rFonts w:ascii="Symbol" w:hAnsi="Symbol" w:cs="Symbol" w:hint="default"/>
+      </w:rPr>
+    </w:lvl>
+    <w:lvl w:ilvl="1">
+      <w:start w:val="1"/>
+      <w:numFmt w:val="decimal"/>
+      <w:lvlText w:val="%2."/>
+      <w:lvlJc w:val="left"/>
+      <w:pPr>
+        <w:tabs>
+          <w:tab w:val="num" w:pos="1080"/>
+        </w:tabs>
+        <w:ind w:left="1080" w:hanging="360"/>
+      </w:pPr>
+    </w:lvl>
+    <w:lvl w:ilvl="2">
+      <w:start w:val="1"/>
+      <w:numFmt w:val="decimal"/>
+      <w:lvlText w:val="%3."/>
+      <w:lvlJc w:val="left"/>
+      <w:pPr>
+        <w:tabs>
+          <w:tab w:val="num" w:pos="1440"/>
+        </w:tabs>
+        <w:ind w:left="1440" w:hanging="360"/>
+      </w:pPr>
+    </w:lvl>
+    <w:lvl w:ilvl="3">
+      <w:start w:val="1"/>
+      <w:numFmt w:val="decimal"/>
+      <w:lvlText w:val="%4."/>
+      <w:lvlJc w:val="left"/>
+      <w:pPr>
+        <w:tabs>
+          <w:tab w:val="num" w:pos="1800"/>
+        </w:tabs>
+        <w:ind w:left="1800" w:hanging="360"/>
+      </w:pPr>
+    </w:lvl>
+    <w:lvl w:ilvl="4">
+      <w:start w:val="1"/>
+      <w:numFmt w:val="decimal"/>
+      <w:lvlText w:val="%5."/>
+      <w:lvlJc w:val="left"/>
+      <w:pPr>
+        <w:tabs>
+          <w:tab w:val="num" w:pos="2160"/>
+        </w:tabs>
+        <w:ind w:left="2160" w:hanging="360"/>
+      </w:pPr>
+    </w:lvl>
+    <w:lvl w:ilvl="5">
+      <w:start w:val="1"/>
+      <w:numFmt w:val="decimal"/>
+      <w:lvlText w:val="%6."/>
+      <w:lvlJc w:val="left"/>
+      <w:pPr>
+        <w:tabs>
+          <w:tab w:val="num" w:pos="2520"/>
+        </w:tabs>
+        <w:ind w:left="2520" w:hanging="360"/>
+      </w:pPr>
+    </w:lvl>
+    <w:lvl w:ilvl="6">
+      <w:start w:val="1"/>
+      <w:numFmt w:val="decimal"/>
+      <w:lvlText w:val="%7."/>
+      <w:lvlJc w:val="left"/>
+      <w:pPr>
+        <w:tabs>
+          <w:tab w:val="num" w:pos="2880"/>
+        </w:tabs>
+        <w:ind w:left="2880" w:hanging="360"/>
+      </w:pPr>
+    </w:lvl>
+    <w:lvl w:ilvl="7">
+      <w:start w:val="1"/>
+      <w:numFmt w:val="decimal"/>
+      <w:lvlText w:val="%8."/>
+      <w:lvlJc w:val="left"/>
+      <w:pPr>
+        <w:tabs>
+          <w:tab w:val="num" w:pos="3240"/>
+        </w:tabs>
+        <w:ind w:left="3240" w:hanging="360"/>
+      </w:pPr>
+    </w:lvl>
+    <w:lvl w:ilvl="8">
+      <w:start w:val="1"/>
+      <w:numFmt w:val="decimal"/>
+      <w:lvlText w:val="%9."/>
+      <w:lvlJc w:val="left"/>
+      <w:pPr>
+        <w:tabs>
+          <w:tab w:val="num" w:pos="3600"/>
+        </w:tabs>
+        <w:ind w:left="3600" w:hanging="360"/>
+      </w:pPr>
+    </w:lvl>
+  </w:abstractNum>
+  <w:abstractNum w:abstractNumId="17">
+    <w:lvl w:ilvl="0">
+      <w:start w:val="1"/>
+      <w:numFmt w:val="bullet"/>
+      <w:lvlText w:val=""/>
+      <w:lvlJc w:val="left"/>
+      <w:pPr>
+        <w:tabs>
+          <w:tab w:val="num" w:pos="0"/>
+        </w:tabs>
+        <w:ind w:left="360" w:hanging="220"/>
+      </w:pPr>
+      <w:rPr>
+        <w:rFonts w:ascii="Symbol" w:hAnsi="Symbol" w:cs="Symbol" w:hint="default"/>
+      </w:rPr>
+    </w:lvl>
+    <w:lvl w:ilvl="1">
+      <w:start w:val="1"/>
+      <w:numFmt w:val="decimal"/>
+      <w:lvlText w:val="%2."/>
+      <w:lvlJc w:val="left"/>
+      <w:pPr>
+        <w:tabs>
+          <w:tab w:val="num" w:pos="1080"/>
+        </w:tabs>
+        <w:ind w:left="1080" w:hanging="360"/>
+      </w:pPr>
+    </w:lvl>
+    <w:lvl w:ilvl="2">
+      <w:start w:val="1"/>
+      <w:numFmt w:val="decimal"/>
+      <w:lvlText w:val="%3."/>
+      <w:lvlJc w:val="left"/>
+      <w:pPr>
+        <w:tabs>
+          <w:tab w:val="num" w:pos="1440"/>
+        </w:tabs>
+        <w:ind w:left="1440" w:hanging="360"/>
+      </w:pPr>
+    </w:lvl>
+    <w:lvl w:ilvl="3">
+      <w:start w:val="1"/>
+      <w:numFmt w:val="decimal"/>
+      <w:lvlText w:val="%4."/>
+      <w:lvlJc w:val="left"/>
+      <w:pPr>
+        <w:tabs>
+          <w:tab w:val="num" w:pos="1800"/>
+        </w:tabs>
+        <w:ind w:left="1800" w:hanging="360"/>
+      </w:pPr>
+    </w:lvl>
+    <w:lvl w:ilvl="4">
+      <w:start w:val="1"/>
+      <w:numFmt w:val="decimal"/>
+      <w:lvlText w:val="%5."/>
+      <w:lvlJc w:val="left"/>
+      <w:pPr>
+        <w:tabs>
+          <w:tab w:val="num" w:pos="2160"/>
+        </w:tabs>
+        <w:ind w:left="2160" w:hanging="360"/>
+      </w:pPr>
+    </w:lvl>
+    <w:lvl w:ilvl="5">
+      <w:start w:val="1"/>
+      <w:numFmt w:val="decimal"/>
+      <w:lvlText w:val="%6."/>
+      <w:lvlJc w:val="left"/>
+      <w:pPr>
+        <w:tabs>
+          <w:tab w:val="num" w:pos="2520"/>
+        </w:tabs>
+        <w:ind w:left="2520" w:hanging="360"/>
+      </w:pPr>
+    </w:lvl>
+    <w:lvl w:ilvl="6">
+      <w:start w:val="1"/>
+      <w:numFmt w:val="decimal"/>
+      <w:lvlText w:val="%7."/>
+      <w:lvlJc w:val="left"/>
+      <w:pPr>
+        <w:tabs>
+          <w:tab w:val="num" w:pos="2880"/>
+        </w:tabs>
+        <w:ind w:left="2880" w:hanging="360"/>
+      </w:pPr>
+    </w:lvl>
+    <w:lvl w:ilvl="7">
+      <w:start w:val="1"/>
+      <w:numFmt w:val="decimal"/>
+      <w:lvlText w:val="%8."/>
+      <w:lvlJc w:val="left"/>
+      <w:pPr>
+        <w:tabs>
+          <w:tab w:val="num" w:pos="3240"/>
+        </w:tabs>
+        <w:ind w:left="3240" w:hanging="360"/>
+      </w:pPr>
+    </w:lvl>
+    <w:lvl w:ilvl="8">
+      <w:start w:val="1"/>
+      <w:numFmt w:val="decimal"/>
+      <w:lvlText w:val="%9."/>
+      <w:lvlJc w:val="left"/>
+      <w:pPr>
+        <w:tabs>
+          <w:tab w:val="num" w:pos="3600"/>
+        </w:tabs>
+        <w:ind w:left="3600" w:hanging="360"/>
+      </w:pPr>
+    </w:lvl>
+  </w:abstractNum>
+  <w:abstractNum w:abstractNumId="18">
+    <w:lvl w:ilvl="0">
+      <w:start w:val="1"/>
+      <w:numFmt w:val="bullet"/>
+      <w:lvlText w:val=""/>
+      <w:lvlJc w:val="left"/>
+      <w:pPr>
+        <w:tabs>
+          <w:tab w:val="num" w:pos="0"/>
+        </w:tabs>
+        <w:ind w:left="360" w:hanging="220"/>
+      </w:pPr>
+      <w:rPr>
+        <w:rFonts w:ascii="Symbol" w:hAnsi="Symbol" w:cs="Symbol" w:hint="default"/>
+      </w:rPr>
+    </w:lvl>
+    <w:lvl w:ilvl="1">
+      <w:start w:val="1"/>
+      <w:numFmt w:val="decimal"/>
+      <w:lvlText w:val="%2."/>
+      <w:lvlJc w:val="left"/>
+      <w:pPr>
+        <w:tabs>
+          <w:tab w:val="num" w:pos="1080"/>
+        </w:tabs>
+        <w:ind w:left="1080" w:hanging="360"/>
+      </w:pPr>
+    </w:lvl>
+    <w:lvl w:ilvl="2">
+      <w:start w:val="1"/>
+      <w:numFmt w:val="decimal"/>
+      <w:lvlText w:val="%3."/>
+      <w:lvlJc w:val="left"/>
+      <w:pPr>
+        <w:tabs>
+          <w:tab w:val="num" w:pos="1440"/>
+        </w:tabs>
+        <w:ind w:left="1440" w:hanging="360"/>
+      </w:pPr>
+    </w:lvl>
+    <w:lvl w:ilvl="3">
+      <w:start w:val="1"/>
+      <w:numFmt w:val="decimal"/>
+      <w:lvlText w:val="%4."/>
+      <w:lvlJc w:val="left"/>
+      <w:pPr>
+        <w:tabs>
+          <w:tab w:val="num" w:pos="1800"/>
+        </w:tabs>
+        <w:ind w:left="1800" w:hanging="360"/>
+      </w:pPr>
+    </w:lvl>
+    <w:lvl w:ilvl="4">
+      <w:start w:val="1"/>
+      <w:numFmt w:val="decimal"/>
+      <w:lvlText w:val="%5."/>
+      <w:lvlJc w:val="left"/>
+      <w:pPr>
+        <w:tabs>
+          <w:tab w:val="num" w:pos="2160"/>
+        </w:tabs>
+        <w:ind w:left="2160" w:hanging="360"/>
+      </w:pPr>
+    </w:lvl>
+    <w:lvl w:ilvl="5">
+      <w:start w:val="1"/>
+      <w:numFmt w:val="decimal"/>
+      <w:lvlText w:val="%6."/>
+      <w:lvlJc w:val="left"/>
+      <w:pPr>
+        <w:tabs>
+          <w:tab w:val="num" w:pos="2520"/>
+        </w:tabs>
+        <w:ind w:left="2520" w:hanging="360"/>
+      </w:pPr>
+    </w:lvl>
+    <w:lvl w:ilvl="6">
+      <w:start w:val="1"/>
+      <w:numFmt w:val="decimal"/>
+      <w:lvlText w:val="%7."/>
+      <w:lvlJc w:val="left"/>
+      <w:pPr>
+        <w:tabs>
+          <w:tab w:val="num" w:pos="2880"/>
+        </w:tabs>
+        <w:ind w:left="2880" w:hanging="360"/>
+      </w:pPr>
+    </w:lvl>
+    <w:lvl w:ilvl="7">
+      <w:start w:val="1"/>
+      <w:numFmt w:val="decimal"/>
+      <w:lvlText w:val="%8."/>
+      <w:lvlJc w:val="left"/>
+      <w:pPr>
+        <w:tabs>
+          <w:tab w:val="num" w:pos="3240"/>
+        </w:tabs>
+        <w:ind w:left="3240" w:hanging="360"/>
+      </w:pPr>
+    </w:lvl>
+    <w:lvl w:ilvl="8">
+      <w:start w:val="1"/>
+      <w:numFmt w:val="decimal"/>
+      <w:lvlText w:val="%9."/>
+      <w:lvlJc w:val="left"/>
+      <w:pPr>
+        <w:tabs>
+          <w:tab w:val="num" w:pos="3600"/>
+        </w:tabs>
+        <w:ind w:left="3600" w:hanging="360"/>
+      </w:pPr>
+    </w:lvl>
+  </w:abstractNum>
+  <w:abstractNum w:abstractNumId="19">
+    <w:lvl w:ilvl="0">
+      <w:start w:val="1"/>
       <w:numFmt w:val="none"/>
       <w:suff w:val="nothing"/>
       <w:lvlText w:val=""/>
@@ -1939,61 +3774,109 @@
     <w:abstractNumId w:val="3"/>
   </w:num>
   <w:num w:numId="4">
-    <w:abstractNumId w:val="2"/>
+    <w:abstractNumId w:val="4"/>
+  </w:num>
+  <w:num w:numId="5">
+    <w:abstractNumId w:val="5"/>
+  </w:num>
+  <w:num w:numId="6">
+    <w:abstractNumId w:val="6"/>
+  </w:num>
+  <w:num w:numId="7">
+    <w:abstractNumId w:val="7"/>
+  </w:num>
+  <w:num w:numId="8">
+    <w:abstractNumId w:val="8"/>
+  </w:num>
+  <w:num w:numId="9">
+    <w:abstractNumId w:val="9"/>
+  </w:num>
+  <w:num w:numId="10">
+    <w:abstractNumId w:val="10"/>
+  </w:num>
+  <w:num w:numId="11">
+    <w:abstractNumId w:val="11"/>
+  </w:num>
+  <w:num w:numId="12">
+    <w:abstractNumId w:val="12"/>
+  </w:num>
+  <w:num w:numId="13">
+    <w:abstractNumId w:val="13"/>
+  </w:num>
+  <w:num w:numId="14">
+    <w:abstractNumId w:val="14"/>
+  </w:num>
+  <w:num w:numId="15">
+    <w:abstractNumId w:val="15"/>
+  </w:num>
+  <w:num w:numId="16">
+    <w:abstractNumId w:val="16"/>
+  </w:num>
+  <w:num w:numId="17">
+    <w:abstractNumId w:val="17"/>
+  </w:num>
+  <w:num w:numId="18">
+    <w:abstractNumId w:val="18"/>
+  </w:num>
+  <w:num w:numId="19">
+    <w:abstractNumId w:val="19"/>
+  </w:num>
+  <w:num w:numId="20">
+    <w:abstractNumId w:val="1"/>
     <w:lvlOverride w:ilvl="0">
       <w:startOverride w:val="1"/>
     </w:lvlOverride>
   </w:num>
-  <w:num w:numId="5">
-    <w:abstractNumId w:val="2"/>
+  <w:num w:numId="21">
+    <w:abstractNumId w:val="1"/>
   </w:num>
-  <w:num w:numId="6">
-    <w:abstractNumId w:val="2"/>
+  <w:num w:numId="22">
+    <w:abstractNumId w:val="1"/>
   </w:num>
-  <w:num w:numId="7">
-    <w:abstractNumId w:val="2"/>
+  <w:num w:numId="23">
+    <w:abstractNumId w:val="1"/>
   </w:num>
-  <w:num w:numId="8">
-    <w:abstractNumId w:val="2"/>
+  <w:num w:numId="24">
+    <w:abstractNumId w:val="1"/>
   </w:num>
-  <w:num w:numId="9">
-    <w:abstractNumId w:val="2"/>
+  <w:num w:numId="25">
+    <w:abstractNumId w:val="1"/>
   </w:num>
-  <w:num w:numId="10">
-    <w:abstractNumId w:val="2"/>
+  <w:num w:numId="26">
+    <w:abstractNumId w:val="1"/>
   </w:num>
-  <w:num w:numId="11">
-    <w:abstractNumId w:val="2"/>
+  <w:num w:numId="27">
+    <w:abstractNumId w:val="1"/>
   </w:num>
-  <w:num w:numId="12">
-    <w:abstractNumId w:val="2"/>
+  <w:num w:numId="28">
+    <w:abstractNumId w:val="1"/>
   </w:num>
-  <w:num w:numId="13">
-    <w:abstractNumId w:val="2"/>
+  <w:num w:numId="29">
+    <w:abstractNumId w:val="1"/>
   </w:num>
-  <w:num w:numId="14">
-    <w:abstractNumId w:val="2"/>
+  <w:num w:numId="30">
+    <w:abstractNumId w:val="1"/>
   </w:num>
-  <w:num w:numId="15">
-    <w:abstractNumId w:val="2"/>
+  <w:num w:numId="31">
+    <w:abstractNumId w:val="1"/>
   </w:num>
-  <w:num w:numId="16">
-    <w:abstractNumId w:val="2"/>
+  <w:num w:numId="32">
+    <w:abstractNumId w:val="1"/>
   </w:num>
-  <w:num w:numId="17">
-    <w:abstractNumId w:val="2"/>
+  <w:num w:numId="33">
+    <w:abstractNumId w:val="1"/>
   </w:num>
-  <w:num w:numId="18">
-    <w:abstractNumId w:val="2"/>
+  <w:num w:numId="34">
+    <w:abstractNumId w:val="1"/>
   </w:num>
-  <w:num w:numId="19">
-    <w:abstractNumId w:val="2"/>
+  <w:num w:numId="35">
+    <w:abstractNumId w:val="1"/>
   </w:num>
-  <w:num w:numId="20">
-    <w:abstractNumId w:val="2"/>
+  <w:num w:numId="36">
+    <w:abstractNumId w:val="1"/>
   </w:num>
-  <w:num w:numId="21">
-    <w:abstractNumId w:val="2"/>
+  <w:num w:numId="37">
+    <w:abstractNumId w:val="1"/>
   </w:num>
 </w:numbering>
 </file>
